--- a/QTQLĐT&HTQT03/QTQLĐT&HTQT03BM26.docx
+++ b/QTQLĐT&HTQT03/QTQLĐT&HTQT03BM26.docx
@@ -1,8 +1,3055 @@
 
 <file path=word/document.xml><?xml version="1.0" encoding="utf-8"?>
-<w:document xmlns:wpc="http://schemas.microsoft.com/office/word/2010/wordprocessingCanvas" xmlns:cx="http://schemas.microsoft.com/office/drawing/2014/chartex" xmlns:cx1="http://schemas.microsoft.com/office/drawing/2015/9/8/chartex" xmlns:cx2="http://schemas.microsoft.com/office/drawing/2015/10/21/chartex" xmlns:cx3="http://schemas.microsoft.com/office/drawing/2016/5/9/chartex" xmlns:cx4="http://schemas.microsoft.com/office/drawing/2016/5/10/chartex" xmlns:cx5="http://schemas.microsoft.com/office/drawing/2016/5/11/chartex" xmlns:cx6="http://schemas.microsoft.com/office/drawing/2016/5/12/chartex" xmlns:cx7="http://schemas.microsoft.com/office/drawing/2016/5/13/chartex" xmlns:cx8="http://schemas.microsoft.com/office/drawing/2016/5/14/chartex" xmlns:mc="http://schemas.openxmlformats.org/markup-compatibility/2006" xmlns:aink="http://schemas.microsoft.com/office/drawing/2016/ink" xmlns:am3d="http://schemas.microsoft.com/office/drawing/2017/model3d" xmlns:o="urn:schemas-microsoft-com:office:office" xmlns:oel="http://schemas.microsoft.com/office/2019/extlst" xmlns:r="http://schemas.openxmlformats.org/officeDocument/2006/relationships" xmlns:m="http://schemas.openxmlformats.org/officeDocument/2006/math" xmlns:v="urn:schemas-microsoft-com:vml" xmlns:wp14="http://schemas.microsoft.com/office/word/2010/wordprocessingDrawing" xmlns:wp="http://schemas.openxmlformats.org/drawingml/2006/wordprocessingDrawing" xmlns:w10="urn:schemas-microsoft-com:office:word" xmlns:w="http://schemas.openxmlformats.org/wordprocessingml/2006/main" xmlns:w14="http://schemas.microsoft.com/office/word/2010/wordml" xmlns:w15="http://schemas.microsoft.com/office/word/2012/wordml" xmlns:w16cex="http://schemas.microsoft.com/office/word/2018/wordml/cex" xmlns:w16cid="http://schemas.microsoft.com/office/word/2016/wordml/cid" xmlns:w16="http://schemas.microsoft.com/office/word/2018/wordml" xmlns:w16sdtdh="http://schemas.microsoft.com/office/word/2020/wordml/sdtdatahash" xmlns:w16se="http://schemas.microsoft.com/office/word/2015/wordml/symex" xmlns:wpg="http://schemas.microsoft.com/office/word/2010/wordprocessingGroup" xmlns:wpi="http://schemas.microsoft.com/office/word/2010/wordprocessingInk" xmlns:wne="http://schemas.microsoft.com/office/word/2006/wordml" xmlns:wps="http://schemas.microsoft.com/office/word/2010/wordprocessingShape" mc:Ignorable="w14 w15 w16se w16cid w16 w16cex w16sdtdh wp14">
+<w:document xmlns:wpc="http://schemas.microsoft.com/office/word/2010/wordprocessingCanvas" xmlns:cx="http://schemas.microsoft.com/office/drawing/2014/chartex" xmlns:cx1="http://schemas.microsoft.com/office/drawing/2015/9/8/chartex" xmlns:cx2="http://schemas.microsoft.com/office/drawing/2015/10/21/chartex" xmlns:cx3="http://schemas.microsoft.com/office/drawing/2016/5/9/chartex" xmlns:cx4="http://schemas.microsoft.com/office/drawing/2016/5/10/chartex" xmlns:cx5="http://schemas.microsoft.com/office/drawing/2016/5/11/chartex" xmlns:cx6="http://schemas.microsoft.com/office/drawing/2016/5/12/chartex" xmlns:cx7="http://schemas.microsoft.com/office/drawing/2016/5/13/chartex" xmlns:cx8="http://schemas.microsoft.com/office/drawing/2016/5/14/chartex" xmlns:mc="http://schemas.openxmlformats.org/markup-compatibility/2006" xmlns:aink="http://schemas.microsoft.com/office/drawing/2016/ink" xmlns:am3d="http://schemas.microsoft.com/office/drawing/2017/model3d" xmlns:o="urn:schemas-microsoft-com:office:office" xmlns:oel="http://schemas.microsoft.com/office/2019/extlst" xmlns:r="http://schemas.openxmlformats.org/officeDocument/2006/relationships" xmlns:m="http://schemas.openxmlformats.org/officeDocument/2006/math" xmlns:v="urn:schemas-microsoft-com:vml" xmlns:wp14="http://schemas.microsoft.com/office/word/2010/wordprocessingDrawing" xmlns:wp="http://schemas.openxmlformats.org/drawingml/2006/wordprocessingDrawing" xmlns:w10="urn:schemas-microsoft-com:office:word" xmlns:w="http://schemas.openxmlformats.org/wordprocessingml/2006/main" xmlns:w14="http://schemas.microsoft.com/office/word/2010/wordml" xmlns:w15="http://schemas.microsoft.com/office/word/2012/wordml" xmlns:w16cex="http://schemas.microsoft.com/office/word/2018/wordml/cex" xmlns:w16cid="http://schemas.microsoft.com/office/word/2016/wordml/cid" xmlns:w16="http://schemas.microsoft.com/office/word/2018/wordml" xmlns:w16du="http://schemas.microsoft.com/office/word/2023/wordml/word16du" xmlns:w16sdtdh="http://schemas.microsoft.com/office/word/2020/wordml/sdtdatahash" xmlns:w16sdtfl="http://schemas.microsoft.com/office/word/2024/wordml/sdtformatlock" xmlns:w16se="http://schemas.microsoft.com/office/word/2015/wordml/symex" xmlns:wpg="http://schemas.microsoft.com/office/word/2010/wordprocessingGroup" xmlns:wpi="http://schemas.microsoft.com/office/word/2010/wordprocessingInk" xmlns:wne="http://schemas.microsoft.com/office/word/2006/wordml" xmlns:wps="http://schemas.microsoft.com/office/word/2010/wordprocessingShape" mc:Ignorable="w14 w15 w16se w16cid w16 w16cex w16sdtdh w16sdtfl w16du wp14">
   <w:body>
-    <w:p/>
+    <w:tbl>
+      <w:tblPr>
+        <w:tblW w:w="0" w:type="auto"/>
+        <w:tblLook w:val="04A0" w:firstRow="1" w:lastRow="0" w:firstColumn="1" w:lastColumn="0" w:noHBand="0" w:noVBand="1"/>
+      </w:tblPr>
+      <w:tblGrid>
+        <w:gridCol w:w="3432"/>
+        <w:gridCol w:w="5640"/>
+      </w:tblGrid>
+      <w:tr>
+        <w:trPr>
+          <w:trHeight w:val="985"/>
+        </w:trPr>
+        <w:tc>
+          <w:tcPr>
+            <w:tcW w:w="3510" w:type="dxa"/>
+          </w:tcPr>
+          <w:p>
+            <w:pPr>
+              <w:shd w:val="clear" w:color="auto" w:fill="FFFFFF" w:themeFill="background1"/>
+              <w:spacing w:after="0"/>
+              <w:jc w:val="center"/>
+              <w:rPr>
+                <w:color w:val="000000" w:themeColor="text1"/>
+              </w:rPr>
+            </w:pPr>
+            <w:r>
+              <w:rPr>
+                <w:color w:val="000000" w:themeColor="text1"/>
+              </w:rPr>
+              <w:t>BỘ Y TẾ</w:t>
+            </w:r>
+          </w:p>
+          <w:p>
+            <w:pPr>
+              <w:shd w:val="clear" w:color="auto" w:fill="FFFFFF" w:themeFill="background1"/>
+              <w:spacing w:after="0"/>
+              <w:jc w:val="center"/>
+              <w:rPr>
+                <w:b/>
+                <w:bCs/>
+                <w:color w:val="000000" w:themeColor="text1"/>
+              </w:rPr>
+            </w:pPr>
+            <w:r>
+              <w:rPr>
+                <w:b/>
+                <w:bCs/>
+                <w:color w:val="000000" w:themeColor="text1"/>
+              </w:rPr>
+              <w:t>BỆNH VIỆN PHỤ SẢN</w:t>
+            </w:r>
+          </w:p>
+          <w:p>
+            <w:pPr>
+              <w:shd w:val="clear" w:color="auto" w:fill="FFFFFF" w:themeFill="background1"/>
+              <w:spacing w:after="0"/>
+              <w:jc w:val="center"/>
+              <w:rPr>
+                <w:color w:val="000000" w:themeColor="text1"/>
+                <w:lang w:val="it-IT"/>
+              </w:rPr>
+            </w:pPr>
+            <w:r>
+              <w:rPr>
+                <w:b/>
+                <w:bCs/>
+                <w:noProof/>
+                <w:color w:val="000000" w:themeColor="text1"/>
+              </w:rPr>
+              <mc:AlternateContent>
+                <mc:Choice Requires="wps">
+                  <w:drawing>
+                    <wp:anchor distT="0" distB="0" distL="114300" distR="114300" simplePos="0" relativeHeight="251661312" behindDoc="0" locked="0" layoutInCell="1" allowOverlap="1" wp14:anchorId="4E40612A" wp14:editId="16DC73B5">
+                      <wp:simplePos x="0" y="0"/>
+                      <wp:positionH relativeFrom="column">
+                        <wp:posOffset>558165</wp:posOffset>
+                      </wp:positionH>
+                      <wp:positionV relativeFrom="paragraph">
+                        <wp:posOffset>204470</wp:posOffset>
+                      </wp:positionV>
+                      <wp:extent cx="990600" cy="0"/>
+                      <wp:effectExtent l="9525" t="9525" r="9525" b="9525"/>
+                      <wp:wrapNone/>
+                      <wp:docPr id="489553008" name="Straight Arrow Connector 44"/>
+                      <wp:cNvGraphicFramePr>
+                        <a:graphicFrameLocks xmlns:a="http://schemas.openxmlformats.org/drawingml/2006/main"/>
+                      </wp:cNvGraphicFramePr>
+                      <a:graphic xmlns:a="http://schemas.openxmlformats.org/drawingml/2006/main">
+                        <a:graphicData uri="http://schemas.microsoft.com/office/word/2010/wordprocessingShape">
+                          <wps:wsp>
+                            <wps:cNvCnPr>
+                              <a:cxnSpLocks noChangeShapeType="1"/>
+                            </wps:cNvCnPr>
+                            <wps:spPr bwMode="auto">
+                              <a:xfrm>
+                                <a:off x="0" y="0"/>
+                                <a:ext cx="990600" cy="0"/>
+                              </a:xfrm>
+                              <a:prstGeom prst="straightConnector1">
+                                <a:avLst/>
+                              </a:prstGeom>
+                              <a:noFill/>
+                              <a:ln w="9525">
+                                <a:solidFill>
+                                  <a:srgbClr val="000000"/>
+                                </a:solidFill>
+                                <a:round/>
+                                <a:headEnd/>
+                                <a:tailEnd/>
+                              </a:ln>
+                              <a:extLst>
+                                <a:ext uri="{909E8E84-426E-40DD-AFC4-6F175D3DCCD1}">
+                                  <a14:hiddenFill xmlns:a14="http://schemas.microsoft.com/office/drawing/2010/main">
+                                    <a:noFill/>
+                                  </a14:hiddenFill>
+                                </a:ext>
+                              </a:extLst>
+                            </wps:spPr>
+                            <wps:bodyPr/>
+                          </wps:wsp>
+                        </a:graphicData>
+                      </a:graphic>
+                      <wp14:sizeRelH relativeFrom="page">
+                        <wp14:pctWidth>0</wp14:pctWidth>
+                      </wp14:sizeRelH>
+                      <wp14:sizeRelV relativeFrom="page">
+                        <wp14:pctHeight>0</wp14:pctHeight>
+                      </wp14:sizeRelV>
+                    </wp:anchor>
+                  </w:drawing>
+                </mc:Choice>
+                <mc:Fallback>
+                  <w:pict>
+                    <v:shapetype w14:anchorId="734FD3C1" id="_x0000_t32" coordsize="21600,21600" o:spt="32" o:oned="t" path="m,l21600,21600e" filled="f">
+                      <v:path arrowok="t" fillok="f" o:connecttype="none"/>
+                      <o:lock v:ext="edit" shapetype="t"/>
+                    </v:shapetype>
+                    <v:shape id="Straight Arrow Connector 44" o:spid="_x0000_s1026" type="#_x0000_t32" style="position:absolute;margin-left:43.95pt;margin-top:16.1pt;width:78pt;height:0;z-index:251661312;visibility:visible;mso-wrap-style:square;mso-width-percent:0;mso-height-percent:0;mso-wrap-distance-left:9pt;mso-wrap-distance-top:0;mso-wrap-distance-right:9pt;mso-wrap-distance-bottom:0;mso-position-horizontal:absolute;mso-position-horizontal-relative:text;mso-position-vertical:absolute;mso-position-vertical-relative:text;mso-width-percent:0;mso-height-percent:0;mso-width-relative:page;mso-height-relative:page" o:gfxdata="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"/>
+                  </w:pict>
+                </mc:Fallback>
+              </mc:AlternateContent>
+            </w:r>
+            <w:r>
+              <w:rPr>
+                <w:b/>
+                <w:bCs/>
+                <w:color w:val="000000" w:themeColor="text1"/>
+              </w:rPr>
+              <w:t>TRUNG ƯƠNG</w:t>
+            </w:r>
+          </w:p>
+        </w:tc>
+        <w:tc>
+          <w:tcPr>
+            <w:tcW w:w="5778" w:type="dxa"/>
+          </w:tcPr>
+          <w:p>
+            <w:pPr>
+              <w:shd w:val="clear" w:color="auto" w:fill="FFFFFF" w:themeFill="background1"/>
+              <w:spacing w:after="0"/>
+              <w:ind w:left="455" w:hanging="425"/>
+              <w:jc w:val="center"/>
+              <w:rPr>
+                <w:b/>
+                <w:color w:val="000000" w:themeColor="text1"/>
+                <w:lang w:val="it-IT"/>
+              </w:rPr>
+            </w:pPr>
+            <w:r>
+              <w:rPr>
+                <w:b/>
+                <w:noProof/>
+                <w:color w:val="000000" w:themeColor="text1"/>
+              </w:rPr>
+              <mc:AlternateContent>
+                <mc:Choice Requires="wps">
+                  <w:drawing>
+                    <wp:anchor distT="0" distB="0" distL="114300" distR="114300" simplePos="0" relativeHeight="251660288" behindDoc="0" locked="0" layoutInCell="1" allowOverlap="1" wp14:anchorId="02C74DBE" wp14:editId="32FE27D3">
+                      <wp:simplePos x="0" y="0"/>
+                      <wp:positionH relativeFrom="column">
+                        <wp:posOffset>5010150</wp:posOffset>
+                      </wp:positionH>
+                      <wp:positionV relativeFrom="paragraph">
+                        <wp:posOffset>-600075</wp:posOffset>
+                      </wp:positionV>
+                      <wp:extent cx="1428750" cy="446405"/>
+                      <wp:effectExtent l="0" t="0" r="19050" b="10795"/>
+                      <wp:wrapNone/>
+                      <wp:docPr id="690539419" name="Text Box 43"/>
+                      <wp:cNvGraphicFramePr>
+                        <a:graphicFrameLocks xmlns:a="http://schemas.openxmlformats.org/drawingml/2006/main"/>
+                      </wp:cNvGraphicFramePr>
+                      <a:graphic xmlns:a="http://schemas.openxmlformats.org/drawingml/2006/main">
+                        <a:graphicData uri="http://schemas.microsoft.com/office/word/2010/wordprocessingShape">
+                          <wps:wsp>
+                            <wps:cNvSpPr txBox="1">
+                              <a:spLocks noChangeArrowheads="1"/>
+                            </wps:cNvSpPr>
+                            <wps:spPr bwMode="auto">
+                              <a:xfrm>
+                                <a:off x="0" y="0"/>
+                                <a:ext cx="1428750" cy="446405"/>
+                              </a:xfrm>
+                              <a:prstGeom prst="rect">
+                                <a:avLst/>
+                              </a:prstGeom>
+                              <a:solidFill>
+                                <a:srgbClr val="FFFFFF"/>
+                              </a:solidFill>
+                              <a:ln w="9525">
+                                <a:solidFill>
+                                  <a:srgbClr val="000000"/>
+                                </a:solidFill>
+                                <a:miter lim="800000"/>
+                                <a:headEnd/>
+                                <a:tailEnd/>
+                              </a:ln>
+                            </wps:spPr>
+                            <wps:txbx>
+                              <w:txbxContent>
+                                <w:p>
+                                  <w:pPr>
+                                    <w:jc w:val="center"/>
+                                    <w:rPr>
+                                      <w:rFonts w:ascii="Calibri" w:hAnsi="Calibri"/>
+                                      <w:sz w:val="18"/>
+                                      <w:szCs w:val="18"/>
+                                      <w:lang w:val="vi-VN"/>
+                                    </w:rPr>
+                                  </w:pPr>
+                                  <w:r>
+                                    <w:rPr>
+                                      <w:rFonts w:ascii="Calibri" w:hAnsi="Calibri"/>
+                                      <w:sz w:val="18"/>
+                                      <w:szCs w:val="18"/>
+                                    </w:rPr>
+                                    <w:t xml:space="preserve">Mẫu </w:t>
+                                  </w:r>
+                                  <w:r>
+                                    <w:rPr>
+                                      <w:rFonts w:ascii="Calibri" w:hAnsi="Calibri"/>
+                                      <w:sz w:val="18"/>
+                                      <w:szCs w:val="18"/>
+                                      <w:lang w:val="vi-VN"/>
+                                    </w:rPr>
+                                    <w:t>5</w:t>
+                                  </w:r>
+                                  <w:r>
+                                    <w:rPr>
+                                      <w:rFonts w:ascii="Calibri" w:hAnsi="Calibri"/>
+                                      <w:sz w:val="18"/>
+                                      <w:szCs w:val="18"/>
+                                    </w:rPr>
+                                    <w:t xml:space="preserve">. </w:t>
+                                  </w:r>
+                                  <w:r>
+                                    <w:rPr>
+                                      <w:rFonts w:ascii="Calibri" w:hAnsi="Calibri"/>
+                                      <w:sz w:val="18"/>
+                                      <w:szCs w:val="18"/>
+                                      <w:lang w:val="vi-VN"/>
+                                    </w:rPr>
+                                    <w:t xml:space="preserve">Danh sách </w:t>
+                                  </w:r>
+                                </w:p>
+                                <w:p>
+                                  <w:pPr>
+                                    <w:jc w:val="center"/>
+                                    <w:rPr>
+                                      <w:rFonts w:ascii="Calibri" w:hAnsi="Calibri"/>
+                                      <w:sz w:val="18"/>
+                                      <w:szCs w:val="18"/>
+                                    </w:rPr>
+                                  </w:pPr>
+                                  <w:r>
+                                    <w:rPr>
+                                      <w:rFonts w:ascii="Calibri" w:hAnsi="Calibri"/>
+                                      <w:sz w:val="18"/>
+                                      <w:szCs w:val="18"/>
+                                      <w:lang w:val="vi-VN"/>
+                                    </w:rPr>
+                                    <w:t xml:space="preserve">học viên </w:t>
+                                  </w:r>
+                                  <w:r>
+                                    <w:rPr>
+                                      <w:rFonts w:ascii="Calibri" w:hAnsi="Calibri"/>
+                                      <w:sz w:val="18"/>
+                                      <w:szCs w:val="18"/>
+                                    </w:rPr>
+                                    <w:t xml:space="preserve">ĐTLT. QT.01.ĐT </w:t>
+                                  </w:r>
+                                </w:p>
+                              </w:txbxContent>
+                            </wps:txbx>
+                            <wps:bodyPr rot="0" vert="horz" wrap="square" lIns="91440" tIns="45720" rIns="91440" bIns="45720" anchor="t" anchorCtr="0" upright="1">
+                              <a:noAutofit/>
+                            </wps:bodyPr>
+                          </wps:wsp>
+                        </a:graphicData>
+                      </a:graphic>
+                      <wp14:sizeRelH relativeFrom="margin">
+                        <wp14:pctWidth>0</wp14:pctWidth>
+                      </wp14:sizeRelH>
+                      <wp14:sizeRelV relativeFrom="margin">
+                        <wp14:pctHeight>0</wp14:pctHeight>
+                      </wp14:sizeRelV>
+                    </wp:anchor>
+                  </w:drawing>
+                </mc:Choice>
+                <mc:Fallback>
+                  <w:pict>
+                    <v:shapetype w14:anchorId="02C74DBE" id="_x0000_t202" coordsize="21600,21600" o:spt="202" path="m,l,21600r21600,l21600,xe">
+                      <v:stroke joinstyle="miter"/>
+                      <v:path gradientshapeok="t" o:connecttype="rect"/>
+                    </v:shapetype>
+                    <v:shape id="Text Box 43" o:spid="_x0000_s1026" type="#_x0000_t202" style="position:absolute;left:0;text-align:left;margin-left:394.5pt;margin-top:-47.25pt;width:112.5pt;height:35.15pt;z-index:251660288;visibility:visible;mso-wrap-style:square;mso-width-percent:0;mso-height-percent:0;mso-wrap-distance-left:9pt;mso-wrap-distance-top:0;mso-wrap-distance-right:9pt;mso-wrap-distance-bottom:0;mso-position-horizontal:absolute;mso-position-horizontal-relative:text;mso-position-vertical:absolute;mso-position-vertical-relative:text;mso-width-percent:0;mso-height-percent:0;mso-width-relative:margin;mso-height-relative:margin;v-text-anchor:top" o:gfxdata="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">
+                      <v:textbox>
+                        <w:txbxContent>
+                          <w:p>
+                            <w:pPr>
+                              <w:jc w:val="center"/>
+                              <w:rPr>
+                                <w:rFonts w:ascii="Calibri" w:hAnsi="Calibri"/>
+                                <w:sz w:val="18"/>
+                                <w:szCs w:val="18"/>
+                                <w:lang w:val="vi-VN"/>
+                              </w:rPr>
+                            </w:pPr>
+                            <w:r>
+                              <w:rPr>
+                                <w:rFonts w:ascii="Calibri" w:hAnsi="Calibri"/>
+                                <w:sz w:val="18"/>
+                                <w:szCs w:val="18"/>
+                              </w:rPr>
+                              <w:t xml:space="preserve">Mẫu </w:t>
+                            </w:r>
+                            <w:r>
+                              <w:rPr>
+                                <w:rFonts w:ascii="Calibri" w:hAnsi="Calibri"/>
+                                <w:sz w:val="18"/>
+                                <w:szCs w:val="18"/>
+                                <w:lang w:val="vi-VN"/>
+                              </w:rPr>
+                              <w:t>5</w:t>
+                            </w:r>
+                            <w:r>
+                              <w:rPr>
+                                <w:rFonts w:ascii="Calibri" w:hAnsi="Calibri"/>
+                                <w:sz w:val="18"/>
+                                <w:szCs w:val="18"/>
+                              </w:rPr>
+                              <w:t xml:space="preserve">. </w:t>
+                            </w:r>
+                            <w:r>
+                              <w:rPr>
+                                <w:rFonts w:ascii="Calibri" w:hAnsi="Calibri"/>
+                                <w:sz w:val="18"/>
+                                <w:szCs w:val="18"/>
+                                <w:lang w:val="vi-VN"/>
+                              </w:rPr>
+                              <w:t xml:space="preserve">Danh sách </w:t>
+                            </w:r>
+                          </w:p>
+                          <w:p>
+                            <w:pPr>
+                              <w:jc w:val="center"/>
+                              <w:rPr>
+                                <w:rFonts w:ascii="Calibri" w:hAnsi="Calibri"/>
+                                <w:sz w:val="18"/>
+                                <w:szCs w:val="18"/>
+                              </w:rPr>
+                            </w:pPr>
+                            <w:r>
+                              <w:rPr>
+                                <w:rFonts w:ascii="Calibri" w:hAnsi="Calibri"/>
+                                <w:sz w:val="18"/>
+                                <w:szCs w:val="18"/>
+                                <w:lang w:val="vi-VN"/>
+                              </w:rPr>
+                              <w:t xml:space="preserve">học viên </w:t>
+                            </w:r>
+                            <w:r>
+                              <w:rPr>
+                                <w:rFonts w:ascii="Calibri" w:hAnsi="Calibri"/>
+                                <w:sz w:val="18"/>
+                                <w:szCs w:val="18"/>
+                              </w:rPr>
+                              <w:t xml:space="preserve">ĐTLT. QT.01.ĐT </w:t>
+                            </w:r>
+                          </w:p>
+                        </w:txbxContent>
+                      </v:textbox>
+                    </v:shape>
+                  </w:pict>
+                </mc:Fallback>
+              </mc:AlternateContent>
+            </w:r>
+            <w:r>
+              <w:rPr>
+                <w:b/>
+                <w:color w:val="000000" w:themeColor="text1"/>
+                <w:lang w:val="it-IT"/>
+              </w:rPr>
+              <w:t>CỘNG HÒA XÃ HỘI CHỦ NGHĨA VIỆT NAM</w:t>
+            </w:r>
+          </w:p>
+          <w:p>
+            <w:pPr>
+              <w:shd w:val="clear" w:color="auto" w:fill="FFFFFF" w:themeFill="background1"/>
+              <w:spacing w:after="0"/>
+              <w:jc w:val="center"/>
+              <w:rPr>
+                <w:b/>
+                <w:color w:val="000000" w:themeColor="text1"/>
+              </w:rPr>
+            </w:pPr>
+            <w:r>
+              <w:rPr>
+                <w:b/>
+                <w:noProof/>
+                <w:color w:val="000000" w:themeColor="text1"/>
+              </w:rPr>
+              <mc:AlternateContent>
+                <mc:Choice Requires="wps">
+                  <w:drawing>
+                    <wp:anchor distT="0" distB="0" distL="114300" distR="114300" simplePos="0" relativeHeight="251662336" behindDoc="0" locked="0" layoutInCell="1" allowOverlap="1" wp14:anchorId="5B4A8D2A" wp14:editId="561667FD">
+                      <wp:simplePos x="0" y="0"/>
+                      <wp:positionH relativeFrom="column">
+                        <wp:posOffset>797560</wp:posOffset>
+                      </wp:positionH>
+                      <wp:positionV relativeFrom="paragraph">
+                        <wp:posOffset>205105</wp:posOffset>
+                      </wp:positionV>
+                      <wp:extent cx="1971675" cy="0"/>
+                      <wp:effectExtent l="10795" t="6350" r="8255" b="12700"/>
+                      <wp:wrapNone/>
+                      <wp:docPr id="268170837" name="Straight Arrow Connector 42"/>
+                      <wp:cNvGraphicFramePr>
+                        <a:graphicFrameLocks xmlns:a="http://schemas.openxmlformats.org/drawingml/2006/main"/>
+                      </wp:cNvGraphicFramePr>
+                      <a:graphic xmlns:a="http://schemas.openxmlformats.org/drawingml/2006/main">
+                        <a:graphicData uri="http://schemas.microsoft.com/office/word/2010/wordprocessingShape">
+                          <wps:wsp>
+                            <wps:cNvCnPr>
+                              <a:cxnSpLocks noChangeShapeType="1"/>
+                            </wps:cNvCnPr>
+                            <wps:spPr bwMode="auto">
+                              <a:xfrm>
+                                <a:off x="0" y="0"/>
+                                <a:ext cx="1971675" cy="0"/>
+                              </a:xfrm>
+                              <a:prstGeom prst="straightConnector1">
+                                <a:avLst/>
+                              </a:prstGeom>
+                              <a:noFill/>
+                              <a:ln w="9525">
+                                <a:solidFill>
+                                  <a:srgbClr val="000000"/>
+                                </a:solidFill>
+                                <a:round/>
+                                <a:headEnd/>
+                                <a:tailEnd/>
+                              </a:ln>
+                              <a:extLst>
+                                <a:ext uri="{909E8E84-426E-40DD-AFC4-6F175D3DCCD1}">
+                                  <a14:hiddenFill xmlns:a14="http://schemas.microsoft.com/office/drawing/2010/main">
+                                    <a:noFill/>
+                                  </a14:hiddenFill>
+                                </a:ext>
+                              </a:extLst>
+                            </wps:spPr>
+                            <wps:bodyPr/>
+                          </wps:wsp>
+                        </a:graphicData>
+                      </a:graphic>
+                      <wp14:sizeRelH relativeFrom="page">
+                        <wp14:pctWidth>0</wp14:pctWidth>
+                      </wp14:sizeRelH>
+                      <wp14:sizeRelV relativeFrom="page">
+                        <wp14:pctHeight>0</wp14:pctHeight>
+                      </wp14:sizeRelV>
+                    </wp:anchor>
+                  </w:drawing>
+                </mc:Choice>
+                <mc:Fallback>
+                  <w:pict>
+                    <v:shape w14:anchorId="6786E529" id="Straight Arrow Connector 42" o:spid="_x0000_s1026" type="#_x0000_t32" style="position:absolute;margin-left:62.8pt;margin-top:16.15pt;width:155.25pt;height:0;z-index:251662336;visibility:visible;mso-wrap-style:square;mso-width-percent:0;mso-height-percent:0;mso-wrap-distance-left:9pt;mso-wrap-distance-top:0;mso-wrap-distance-right:9pt;mso-wrap-distance-bottom:0;mso-position-horizontal:absolute;mso-position-horizontal-relative:text;mso-position-vertical:absolute;mso-position-vertical-relative:text;mso-width-percent:0;mso-height-percent:0;mso-width-relative:page;mso-height-relative:page" o:gfxdata="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"/>
+                  </w:pict>
+                </mc:Fallback>
+              </mc:AlternateContent>
+            </w:r>
+            <w:r>
+              <w:rPr>
+                <w:b/>
+                <w:color w:val="000000" w:themeColor="text1"/>
+              </w:rPr>
+              <w:t>Độc lập - Tự do - Hạnh phúc</w:t>
+            </w:r>
+          </w:p>
+        </w:tc>
+      </w:tr>
+    </w:tbl>
+    <w:p>
+      <w:pPr>
+        <w:shd w:val="clear" w:color="auto" w:fill="FFFFFF" w:themeFill="background1"/>
+        <w:spacing w:after="0"/>
+        <w:rPr>
+          <w:color w:val="000000" w:themeColor="text1"/>
+          <w:sz w:val="12"/>
+          <w:szCs w:val="12"/>
+        </w:rPr>
+      </w:pPr>
+    </w:p>
+    <w:p>
+      <w:pPr>
+        <w:shd w:val="clear" w:color="auto" w:fill="FFFFFF" w:themeFill="background1"/>
+        <w:spacing w:after="0"/>
+        <w:rPr>
+          <w:color w:val="000000" w:themeColor="text1"/>
+          <w:sz w:val="16"/>
+          <w:szCs w:val="16"/>
+        </w:rPr>
+      </w:pPr>
+    </w:p>
+    <w:tbl>
+      <w:tblPr>
+        <w:tblW w:w="9322" w:type="dxa"/>
+        <w:tblLook w:val="04A0" w:firstRow="1" w:lastRow="0" w:firstColumn="1" w:lastColumn="0" w:noHBand="0" w:noVBand="1"/>
+      </w:tblPr>
+      <w:tblGrid>
+        <w:gridCol w:w="6390"/>
+        <w:gridCol w:w="2932"/>
+      </w:tblGrid>
+      <w:tr>
+        <w:tc>
+          <w:tcPr>
+            <w:tcW w:w="6390" w:type="dxa"/>
+            <w:tcBorders>
+              <w:bottom w:val="single" w:sz="4" w:space="0" w:color="auto"/>
+            </w:tcBorders>
+          </w:tcPr>
+          <w:p>
+            <w:pPr>
+              <w:shd w:val="clear" w:color="auto" w:fill="FFFFFF" w:themeFill="background1"/>
+              <w:tabs>
+                <w:tab w:val="left" w:pos="2502"/>
+              </w:tabs>
+              <w:spacing w:after="0"/>
+              <w:rPr>
+                <w:b/>
+                <w:color w:val="000000" w:themeColor="text1"/>
+              </w:rPr>
+            </w:pPr>
+            <w:r>
+              <w:rPr>
+                <w:b/>
+                <w:color w:val="000000" w:themeColor="text1"/>
+              </w:rPr>
+              <w:t xml:space="preserve">PHIẾU NHẬN XÉT KHÓA ĐÀO TẠO </w:t>
+            </w:r>
+          </w:p>
+          <w:p>
+            <w:pPr>
+              <w:shd w:val="clear" w:color="auto" w:fill="FFFFFF" w:themeFill="background1"/>
+              <w:tabs>
+                <w:tab w:val="left" w:pos="2502"/>
+              </w:tabs>
+              <w:spacing w:after="0"/>
+              <w:rPr>
+                <w:b/>
+                <w:color w:val="000000" w:themeColor="text1"/>
+                <w:sz w:val="26"/>
+                <w:szCs w:val="26"/>
+              </w:rPr>
+            </w:pPr>
+            <w:r>
+              <w:rPr>
+                <w:b/>
+                <w:color w:val="000000" w:themeColor="text1"/>
+                <w:sz w:val="26"/>
+                <w:szCs w:val="26"/>
+              </w:rPr>
+              <w:t>Dành cho học viên</w:t>
+            </w:r>
+          </w:p>
+          <w:p>
+            <w:pPr>
+              <w:shd w:val="clear" w:color="auto" w:fill="FFFFFF" w:themeFill="background1"/>
+              <w:tabs>
+                <w:tab w:val="left" w:pos="2502"/>
+              </w:tabs>
+              <w:spacing w:after="0"/>
+              <w:rPr>
+                <w:b/>
+                <w:i/>
+                <w:color w:val="000000" w:themeColor="text1"/>
+                <w:sz w:val="26"/>
+                <w:szCs w:val="26"/>
+              </w:rPr>
+            </w:pPr>
+            <w:r>
+              <w:rPr>
+                <w:b/>
+                <w:i/>
+                <w:color w:val="000000" w:themeColor="text1"/>
+                <w:sz w:val="26"/>
+                <w:szCs w:val="26"/>
+              </w:rPr>
+              <w:t xml:space="preserve">Bệnh viện Phụ sản Trung ương </w:t>
+            </w:r>
+          </w:p>
+          <w:p>
+            <w:pPr>
+              <w:shd w:val="clear" w:color="auto" w:fill="FFFFFF" w:themeFill="background1"/>
+              <w:spacing w:after="0"/>
+              <w:rPr>
+                <w:i/>
+                <w:color w:val="000000" w:themeColor="text1"/>
+                <w:sz w:val="26"/>
+                <w:szCs w:val="26"/>
+              </w:rPr>
+            </w:pPr>
+            <w:r>
+              <w:rPr>
+                <w:i/>
+                <w:color w:val="000000" w:themeColor="text1"/>
+                <w:sz w:val="26"/>
+                <w:szCs w:val="26"/>
+              </w:rPr>
+              <w:t>Phòng Đào tạo</w:t>
+            </w:r>
+          </w:p>
+          <w:p>
+            <w:pPr>
+              <w:shd w:val="clear" w:color="auto" w:fill="FFFFFF" w:themeFill="background1"/>
+              <w:spacing w:after="0"/>
+              <w:rPr>
+                <w:i/>
+                <w:color w:val="000000" w:themeColor="text1"/>
+                <w:sz w:val="26"/>
+                <w:szCs w:val="26"/>
+              </w:rPr>
+            </w:pPr>
+            <w:r>
+              <w:rPr>
+                <w:i/>
+                <w:color w:val="000000" w:themeColor="text1"/>
+                <w:sz w:val="26"/>
+                <w:szCs w:val="26"/>
+              </w:rPr>
+              <w:t xml:space="preserve">Số </w:t>
+            </w:r>
+            <w:r>
+              <w:rPr>
+                <w:i/>
+                <w:color w:val="000000" w:themeColor="text1"/>
+                <w:sz w:val="26"/>
+                <w:szCs w:val="26"/>
+                <w:lang w:val="vi-VN"/>
+              </w:rPr>
+              <w:t xml:space="preserve">1, Triệu Quốc Đạt </w:t>
+            </w:r>
+            <w:r>
+              <w:rPr>
+                <w:i/>
+                <w:color w:val="000000" w:themeColor="text1"/>
+                <w:sz w:val="26"/>
+                <w:szCs w:val="26"/>
+              </w:rPr>
+              <w:t xml:space="preserve">- Hà </w:t>
+            </w:r>
+            <w:r>
+              <w:rPr>
+                <w:i/>
+                <w:color w:val="000000" w:themeColor="text1"/>
+                <w:sz w:val="26"/>
+                <w:szCs w:val="26"/>
+                <w:lang w:val="vi-VN"/>
+              </w:rPr>
+              <w:t>N</w:t>
+            </w:r>
+            <w:r>
+              <w:rPr>
+                <w:i/>
+                <w:color w:val="000000" w:themeColor="text1"/>
+                <w:sz w:val="26"/>
+                <w:szCs w:val="26"/>
+              </w:rPr>
+              <w:t xml:space="preserve">ội </w:t>
+            </w:r>
+          </w:p>
+          <w:p>
+            <w:pPr>
+              <w:shd w:val="clear" w:color="auto" w:fill="FFFFFF" w:themeFill="background1"/>
+              <w:spacing w:after="0"/>
+              <w:rPr>
+                <w:i/>
+                <w:color w:val="000000" w:themeColor="text1"/>
+                <w:sz w:val="26"/>
+                <w:szCs w:val="26"/>
+              </w:rPr>
+            </w:pPr>
+            <w:r>
+              <w:rPr>
+                <w:i/>
+                <w:color w:val="000000" w:themeColor="text1"/>
+                <w:sz w:val="26"/>
+                <w:szCs w:val="26"/>
+              </w:rPr>
+              <w:t>Tel/Fax: 024.39393028</w:t>
+            </w:r>
+          </w:p>
+          <w:p>
+            <w:pPr>
+              <w:shd w:val="clear" w:color="auto" w:fill="FFFFFF" w:themeFill="background1"/>
+              <w:spacing w:after="0"/>
+              <w:rPr>
+                <w:i/>
+                <w:color w:val="000000" w:themeColor="text1"/>
+              </w:rPr>
+            </w:pPr>
+            <w:r>
+              <w:rPr>
+                <w:i/>
+                <w:color w:val="000000" w:themeColor="text1"/>
+                <w:sz w:val="26"/>
+                <w:szCs w:val="26"/>
+              </w:rPr>
+              <w:t xml:space="preserve">Email: </w:t>
+            </w:r>
+            <w:hyperlink r:id="rId5" w:history="1">
+              <w:r>
+                <w:rPr>
+                  <w:b/>
+                  <w:bCs/>
+                  <w:i/>
+                  <w:color w:val="000000" w:themeColor="text1"/>
+                  <w:sz w:val="26"/>
+                  <w:szCs w:val="26"/>
+                </w:rPr>
+                <w:t>phongdt.nhog@gmail.com</w:t>
+              </w:r>
+            </w:hyperlink>
+            <w:r>
+              <w:rPr>
+                <w:i/>
+                <w:color w:val="000000" w:themeColor="text1"/>
+              </w:rPr>
+              <w:t xml:space="preserve"> </w:t>
+            </w:r>
+          </w:p>
+        </w:tc>
+        <w:tc>
+          <w:tcPr>
+            <w:tcW w:w="2932" w:type="dxa"/>
+          </w:tcPr>
+          <w:p>
+            <w:pPr>
+              <w:shd w:val="clear" w:color="auto" w:fill="FFFFFF" w:themeFill="background1"/>
+              <w:spacing w:after="0"/>
+              <w:jc w:val="right"/>
+              <w:rPr>
+                <w:color w:val="000000" w:themeColor="text1"/>
+              </w:rPr>
+            </w:pPr>
+          </w:p>
+          <w:p>
+            <w:pPr>
+              <w:shd w:val="clear" w:color="auto" w:fill="FFFFFF" w:themeFill="background1"/>
+              <w:spacing w:after="0"/>
+              <w:jc w:val="center"/>
+              <w:rPr>
+                <w:color w:val="000000" w:themeColor="text1"/>
+              </w:rPr>
+            </w:pPr>
+            <w:r>
+              <w:rPr>
+                <w:noProof/>
+                <w:color w:val="000000" w:themeColor="text1"/>
+              </w:rPr>
+              <w:drawing>
+                <wp:inline distT="0" distB="0" distL="0" distR="0" wp14:anchorId="34A025AF" wp14:editId="7ED27D11">
+                  <wp:extent cx="1021080" cy="960120"/>
+                  <wp:effectExtent l="0" t="0" r="7620" b="0"/>
+                  <wp:docPr id="183113595" name="Picture 41" descr="Description: A blue and white logo&#10;&#10;Description automatically generated"/>
+                  <wp:cNvGraphicFramePr>
+                    <a:graphicFrameLocks xmlns:a="http://schemas.openxmlformats.org/drawingml/2006/main" noChangeAspect="1"/>
+                  </wp:cNvGraphicFramePr>
+                  <a:graphic xmlns:a="http://schemas.openxmlformats.org/drawingml/2006/main">
+                    <a:graphicData uri="http://schemas.openxmlformats.org/drawingml/2006/picture">
+                      <pic:pic xmlns:pic="http://schemas.openxmlformats.org/drawingml/2006/picture">
+                        <pic:nvPicPr>
+                          <pic:cNvPr id="0" name="Picture 1" descr="Description: A blue and white logo&#10;&#10;Description automatically generated"/>
+                          <pic:cNvPicPr>
+                            <a:picLocks noChangeAspect="1" noChangeArrowheads="1"/>
+                          </pic:cNvPicPr>
+                        </pic:nvPicPr>
+                        <pic:blipFill>
+                          <a:blip r:embed="rId6" cstate="print">
+                            <a:extLst>
+                              <a:ext uri="{28A0092B-C50C-407E-A947-70E740481C1C}">
+                                <a14:useLocalDpi xmlns:a14="http://schemas.microsoft.com/office/drawing/2010/main" val="0"/>
+                              </a:ext>
+                            </a:extLst>
+                          </a:blip>
+                          <a:srcRect/>
+                          <a:stretch>
+                            <a:fillRect/>
+                          </a:stretch>
+                        </pic:blipFill>
+                        <pic:spPr bwMode="auto">
+                          <a:xfrm>
+                            <a:off x="0" y="0"/>
+                            <a:ext cx="1021080" cy="960120"/>
+                          </a:xfrm>
+                          <a:prstGeom prst="rect">
+                            <a:avLst/>
+                          </a:prstGeom>
+                          <a:noFill/>
+                          <a:ln>
+                            <a:noFill/>
+                          </a:ln>
+                        </pic:spPr>
+                      </pic:pic>
+                    </a:graphicData>
+                  </a:graphic>
+                </wp:inline>
+              </w:drawing>
+            </w:r>
+          </w:p>
+          <w:p>
+            <w:pPr>
+              <w:shd w:val="clear" w:color="auto" w:fill="FFFFFF" w:themeFill="background1"/>
+              <w:spacing w:after="0"/>
+              <w:jc w:val="right"/>
+              <w:rPr>
+                <w:color w:val="000000" w:themeColor="text1"/>
+              </w:rPr>
+            </w:pPr>
+          </w:p>
+        </w:tc>
+      </w:tr>
+    </w:tbl>
+    <w:p>
+      <w:pPr>
+        <w:shd w:val="clear" w:color="auto" w:fill="FFFFFF" w:themeFill="background1"/>
+        <w:spacing w:after="0"/>
+        <w:ind w:firstLine="545"/>
+        <w:jc w:val="both"/>
+        <w:rPr>
+          <w:i/>
+          <w:color w:val="000000" w:themeColor="text1"/>
+          <w:sz w:val="26"/>
+          <w:szCs w:val="26"/>
+          <w:lang w:val="vi-VN"/>
+        </w:rPr>
+      </w:pPr>
+      <w:r>
+        <w:rPr>
+          <w:i/>
+          <w:color w:val="000000" w:themeColor="text1"/>
+          <w:sz w:val="26"/>
+          <w:szCs w:val="26"/>
+        </w:rPr>
+        <w:t xml:space="preserve">Nhằm mục đích nâng cao chất lượng đào tạo, Bệnh viện Phụ sản trung ương rất mong </w:t>
+      </w:r>
+      <w:r>
+        <w:rPr>
+          <w:i/>
+          <w:color w:val="000000" w:themeColor="text1"/>
+          <w:sz w:val="26"/>
+          <w:szCs w:val="26"/>
+          <w:lang w:val="vi-VN"/>
+        </w:rPr>
+        <w:t xml:space="preserve">nhận được phản hồi của quý anh/chị bác sỹ, quý đồng nghiệp về khóa đào tạo liên tục mà quý vị vừa tham dự. Mọi thông tin chia sẻ đều được giữ kín và chỉ sử dụng vào mục đích nâng cao chất lượng đào tạo. </w:t>
+      </w:r>
+    </w:p>
+    <w:p>
+      <w:pPr>
+        <w:shd w:val="clear" w:color="auto" w:fill="FFFFFF" w:themeFill="background1"/>
+        <w:tabs>
+          <w:tab w:val="left" w:leader="dot" w:pos="5387"/>
+          <w:tab w:val="left" w:leader="dot" w:pos="8175"/>
+          <w:tab w:val="left" w:leader="dot" w:pos="10028"/>
+        </w:tabs>
+        <w:spacing w:after="0"/>
+        <w:ind w:right="4"/>
+        <w:rPr>
+          <w:color w:val="000000" w:themeColor="text1"/>
+          <w:sz w:val="26"/>
+          <w:szCs w:val="26"/>
+        </w:rPr>
+      </w:pPr>
+      <w:r>
+        <w:rPr>
+          <w:color w:val="000000" w:themeColor="text1"/>
+          <w:sz w:val="26"/>
+          <w:szCs w:val="26"/>
+          <w:lang w:val="vi-VN"/>
+        </w:rPr>
+        <w:t>Họ tên :</w:t>
+      </w:r>
+      <w:r>
+        <w:rPr>
+          <w:color w:val="000000" w:themeColor="text1"/>
+          <w:sz w:val="26"/>
+          <w:szCs w:val="26"/>
+        </w:rPr>
+        <w:t xml:space="preserve"> [[</w:t>
+      </w:r>
+      <w:r>
+        <w:rPr>
+          <w:color w:val="000000" w:themeColor="text1"/>
+          <w:sz w:val="26"/>
+          <w:szCs w:val="26"/>
+        </w:rPr>
+        <w:t>HoTenHV</w:t>
+      </w:r>
+      <w:r>
+        <w:rPr>
+          <w:color w:val="000000" w:themeColor="text1"/>
+          <w:sz w:val="26"/>
+          <w:szCs w:val="26"/>
+        </w:rPr>
+        <w:t xml:space="preserve">]] </w:t>
+      </w:r>
+      <w:r>
+        <w:rPr>
+          <w:color w:val="000000" w:themeColor="text1"/>
+          <w:sz w:val="26"/>
+          <w:szCs w:val="26"/>
+          <w:lang w:val="vi-VN"/>
+        </w:rPr>
+        <w:t>Tuổi :</w:t>
+      </w:r>
+      <w:r>
+        <w:rPr>
+          <w:color w:val="000000" w:themeColor="text1"/>
+          <w:sz w:val="26"/>
+          <w:szCs w:val="26"/>
+        </w:rPr>
+        <w:t xml:space="preserve"> [[Tuoi]] </w:t>
+      </w:r>
+      <w:r>
+        <w:rPr>
+          <w:color w:val="000000" w:themeColor="text1"/>
+          <w:sz w:val="26"/>
+          <w:szCs w:val="26"/>
+          <w:lang w:val="vi-VN"/>
+        </w:rPr>
+        <w:t>Nghề nghiệp:</w:t>
+      </w:r>
+      <w:r>
+        <w:rPr>
+          <w:color w:val="000000" w:themeColor="text1"/>
+          <w:sz w:val="26"/>
+          <w:szCs w:val="26"/>
+        </w:rPr>
+        <w:t>[[NgheNghiep]]</w:t>
+      </w:r>
+    </w:p>
+    <w:p>
+      <w:pPr>
+        <w:shd w:val="clear" w:color="auto" w:fill="FFFFFF" w:themeFill="background1"/>
+        <w:tabs>
+          <w:tab w:val="left" w:leader="dot" w:pos="4251"/>
+          <w:tab w:val="left" w:leader="dot" w:pos="10028"/>
+        </w:tabs>
+        <w:spacing w:after="0"/>
+        <w:ind w:right="4"/>
+        <w:rPr>
+          <w:color w:val="000000" w:themeColor="text1"/>
+          <w:sz w:val="26"/>
+          <w:szCs w:val="26"/>
+        </w:rPr>
+      </w:pPr>
+      <w:r>
+        <w:rPr>
+          <w:color w:val="000000" w:themeColor="text1"/>
+          <w:sz w:val="26"/>
+          <w:szCs w:val="26"/>
+          <w:lang w:val="vi-VN"/>
+        </w:rPr>
+        <w:t xml:space="preserve">Nơi ở: </w:t>
+      </w:r>
+      <w:r>
+        <w:rPr>
+          <w:color w:val="000000" w:themeColor="text1"/>
+          <w:sz w:val="26"/>
+          <w:szCs w:val="26"/>
+        </w:rPr>
+        <w:t>[[NoiO]]</w:t>
+      </w:r>
+      <w:r>
+        <w:rPr>
+          <w:color w:val="000000" w:themeColor="text1"/>
+          <w:sz w:val="26"/>
+          <w:szCs w:val="26"/>
+          <w:lang w:val="vi-VN"/>
+        </w:rPr>
+        <w:t xml:space="preserve"> Điện thoại liên lạc</w:t>
+      </w:r>
+      <w:r>
+        <w:rPr>
+          <w:color w:val="000000" w:themeColor="text1"/>
+          <w:sz w:val="26"/>
+          <w:szCs w:val="26"/>
+        </w:rPr>
+        <w:t xml:space="preserve"> [[SDT]] </w:t>
+      </w:r>
+      <w:r>
+        <w:rPr>
+          <w:color w:val="000000" w:themeColor="text1"/>
+          <w:sz w:val="26"/>
+          <w:szCs w:val="26"/>
+          <w:lang w:val="vi-VN"/>
+        </w:rPr>
+        <w:t xml:space="preserve">Email: </w:t>
+      </w:r>
+      <w:r>
+        <w:rPr>
+          <w:color w:val="000000" w:themeColor="text1"/>
+          <w:sz w:val="26"/>
+          <w:szCs w:val="26"/>
+        </w:rPr>
+        <w:t>[[EmailLienLac]]</w:t>
+      </w:r>
+    </w:p>
+    <w:p>
+      <w:pPr>
+        <w:shd w:val="clear" w:color="auto" w:fill="FFFFFF" w:themeFill="background1"/>
+        <w:tabs>
+          <w:tab w:val="left" w:leader="dot" w:pos="4251"/>
+          <w:tab w:val="left" w:leader="dot" w:pos="10028"/>
+        </w:tabs>
+        <w:spacing w:after="0"/>
+        <w:ind w:right="4"/>
+        <w:rPr>
+          <w:color w:val="000000" w:themeColor="text1"/>
+          <w:sz w:val="26"/>
+          <w:szCs w:val="26"/>
+          <w:lang w:val="vi-VN"/>
+        </w:rPr>
+      </w:pPr>
+      <w:r>
+        <w:rPr>
+          <w:color w:val="000000" w:themeColor="text1"/>
+          <w:sz w:val="26"/>
+          <w:szCs w:val="26"/>
+          <w:lang w:val="vi-VN"/>
+        </w:rPr>
+        <w:t>(</w:t>
+      </w:r>
+      <w:r>
+        <w:rPr>
+          <w:i/>
+          <w:iCs/>
+          <w:color w:val="000000" w:themeColor="text1"/>
+          <w:sz w:val="26"/>
+          <w:szCs w:val="26"/>
+          <w:lang w:val="vi-VN"/>
+        </w:rPr>
+        <w:t>Phần này có thể điền hoặc để trống</w:t>
+      </w:r>
+      <w:r>
+        <w:rPr>
+          <w:color w:val="000000" w:themeColor="text1"/>
+          <w:sz w:val="26"/>
+          <w:szCs w:val="26"/>
+          <w:lang w:val="vi-VN"/>
+        </w:rPr>
+        <w:t xml:space="preserve">) </w:t>
+      </w:r>
+    </w:p>
+    <w:p>
+      <w:pPr>
+        <w:shd w:val="clear" w:color="auto" w:fill="FFFFFF" w:themeFill="background1"/>
+        <w:tabs>
+          <w:tab w:val="left" w:leader="dot" w:pos="4251"/>
+          <w:tab w:val="left" w:leader="dot" w:pos="10028"/>
+        </w:tabs>
+        <w:spacing w:after="0"/>
+        <w:ind w:right="4"/>
+        <w:rPr>
+          <w:color w:val="000000" w:themeColor="text1"/>
+          <w:sz w:val="26"/>
+          <w:szCs w:val="26"/>
+        </w:rPr>
+      </w:pPr>
+      <w:r>
+        <w:rPr>
+          <w:color w:val="000000" w:themeColor="text1"/>
+          <w:sz w:val="26"/>
+          <w:szCs w:val="26"/>
+          <w:lang w:val="vi-VN"/>
+        </w:rPr>
+        <w:t xml:space="preserve">Xin anh/chị hãy đánh dấu x vào các phương án trả lời thích hợp dưới đây: </w:t>
+      </w:r>
+    </w:p>
+    <w:tbl>
+      <w:tblPr>
+        <w:tblW w:w="9322" w:type="dxa"/>
+        <w:tblBorders>
+          <w:top w:val="single" w:sz="4" w:space="0" w:color="auto"/>
+          <w:left w:val="single" w:sz="4" w:space="0" w:color="auto"/>
+          <w:bottom w:val="single" w:sz="4" w:space="0" w:color="auto"/>
+          <w:right w:val="single" w:sz="4" w:space="0" w:color="auto"/>
+          <w:insideH w:val="single" w:sz="4" w:space="0" w:color="auto"/>
+          <w:insideV w:val="single" w:sz="4" w:space="0" w:color="auto"/>
+        </w:tblBorders>
+        <w:tblLayout w:type="fixed"/>
+        <w:tblLook w:val="04A0" w:firstRow="1" w:lastRow="0" w:firstColumn="1" w:lastColumn="0" w:noHBand="0" w:noVBand="1"/>
+      </w:tblPr>
+      <w:tblGrid>
+        <w:gridCol w:w="710"/>
+        <w:gridCol w:w="3880"/>
+        <w:gridCol w:w="898"/>
+        <w:gridCol w:w="1141"/>
+        <w:gridCol w:w="992"/>
+        <w:gridCol w:w="1701"/>
+      </w:tblGrid>
+      <w:tr>
+        <w:tc>
+          <w:tcPr>
+            <w:tcW w:w="710" w:type="dxa"/>
+            <w:vMerge w:val="restart"/>
+          </w:tcPr>
+          <w:p>
+            <w:pPr>
+              <w:pStyle w:val="ListParagraph"/>
+              <w:shd w:val="clear" w:color="auto" w:fill="FFFFFF" w:themeFill="background1"/>
+              <w:tabs>
+                <w:tab w:val="left" w:leader="dot" w:pos="4251"/>
+                <w:tab w:val="left" w:leader="dot" w:pos="10028"/>
+              </w:tabs>
+              <w:spacing w:after="0"/>
+              <w:ind w:left="360" w:right="4" w:hanging="301"/>
+              <w:rPr>
+                <w:b/>
+                <w:bCs/>
+                <w:color w:val="000000" w:themeColor="text1"/>
+                <w:sz w:val="26"/>
+                <w:szCs w:val="26"/>
+                <w:lang w:val="vi-VN"/>
+              </w:rPr>
+            </w:pPr>
+          </w:p>
+          <w:p>
+            <w:pPr>
+              <w:pStyle w:val="ListParagraph"/>
+              <w:shd w:val="clear" w:color="auto" w:fill="FFFFFF" w:themeFill="background1"/>
+              <w:tabs>
+                <w:tab w:val="left" w:leader="dot" w:pos="4251"/>
+                <w:tab w:val="left" w:leader="dot" w:pos="10028"/>
+              </w:tabs>
+              <w:spacing w:after="0"/>
+              <w:ind w:left="0" w:right="-73"/>
+              <w:rPr>
+                <w:b/>
+                <w:color w:val="000000" w:themeColor="text1"/>
+                <w:sz w:val="26"/>
+                <w:szCs w:val="26"/>
+              </w:rPr>
+            </w:pPr>
+            <w:r>
+              <w:rPr>
+                <w:b/>
+                <w:color w:val="000000" w:themeColor="text1"/>
+                <w:sz w:val="26"/>
+                <w:szCs w:val="26"/>
+              </w:rPr>
+              <w:t>STT</w:t>
+            </w:r>
+          </w:p>
+        </w:tc>
+        <w:tc>
+          <w:tcPr>
+            <w:tcW w:w="3880" w:type="dxa"/>
+            <w:vMerge w:val="restart"/>
+          </w:tcPr>
+          <w:p>
+            <w:pPr>
+              <w:shd w:val="clear" w:color="auto" w:fill="FFFFFF" w:themeFill="background1"/>
+              <w:spacing w:after="0"/>
+              <w:jc w:val="center"/>
+              <w:rPr>
+                <w:b/>
+                <w:bCs/>
+                <w:color w:val="000000" w:themeColor="text1"/>
+                <w:sz w:val="26"/>
+                <w:szCs w:val="26"/>
+              </w:rPr>
+            </w:pPr>
+          </w:p>
+          <w:p>
+            <w:pPr>
+              <w:shd w:val="clear" w:color="auto" w:fill="FFFFFF" w:themeFill="background1"/>
+              <w:spacing w:after="0"/>
+              <w:jc w:val="center"/>
+              <w:rPr>
+                <w:b/>
+                <w:color w:val="000000" w:themeColor="text1"/>
+                <w:sz w:val="26"/>
+                <w:szCs w:val="26"/>
+              </w:rPr>
+            </w:pPr>
+            <w:r>
+              <w:rPr>
+                <w:b/>
+                <w:color w:val="000000" w:themeColor="text1"/>
+                <w:sz w:val="26"/>
+                <w:szCs w:val="26"/>
+              </w:rPr>
+              <w:t>Nội dung đánh giá</w:t>
+            </w:r>
+          </w:p>
+        </w:tc>
+        <w:tc>
+          <w:tcPr>
+            <w:tcW w:w="3031" w:type="dxa"/>
+            <w:gridSpan w:val="3"/>
+          </w:tcPr>
+          <w:p>
+            <w:pPr>
+              <w:shd w:val="clear" w:color="auto" w:fill="FFFFFF" w:themeFill="background1"/>
+              <w:tabs>
+                <w:tab w:val="left" w:leader="dot" w:pos="4251"/>
+                <w:tab w:val="left" w:leader="dot" w:pos="10028"/>
+              </w:tabs>
+              <w:spacing w:after="0"/>
+              <w:ind w:right="4"/>
+              <w:jc w:val="center"/>
+              <w:rPr>
+                <w:b/>
+                <w:color w:val="000000" w:themeColor="text1"/>
+                <w:sz w:val="26"/>
+                <w:szCs w:val="26"/>
+              </w:rPr>
+            </w:pPr>
+            <w:r>
+              <w:rPr>
+                <w:b/>
+                <w:color w:val="000000" w:themeColor="text1"/>
+                <w:sz w:val="26"/>
+                <w:szCs w:val="26"/>
+              </w:rPr>
+              <w:t>Đánh giá</w:t>
+            </w:r>
+          </w:p>
+        </w:tc>
+        <w:tc>
+          <w:tcPr>
+            <w:tcW w:w="1701" w:type="dxa"/>
+            <w:vMerge w:val="restart"/>
+          </w:tcPr>
+          <w:p>
+            <w:pPr>
+              <w:shd w:val="clear" w:color="auto" w:fill="FFFFFF" w:themeFill="background1"/>
+              <w:tabs>
+                <w:tab w:val="left" w:leader="dot" w:pos="4251"/>
+                <w:tab w:val="left" w:leader="dot" w:pos="10028"/>
+              </w:tabs>
+              <w:spacing w:after="0"/>
+              <w:ind w:right="4"/>
+              <w:jc w:val="center"/>
+              <w:rPr>
+                <w:b/>
+                <w:bCs/>
+                <w:color w:val="000000" w:themeColor="text1"/>
+                <w:sz w:val="26"/>
+                <w:szCs w:val="26"/>
+              </w:rPr>
+            </w:pPr>
+          </w:p>
+          <w:p>
+            <w:pPr>
+              <w:shd w:val="clear" w:color="auto" w:fill="FFFFFF" w:themeFill="background1"/>
+              <w:tabs>
+                <w:tab w:val="left" w:leader="dot" w:pos="4251"/>
+                <w:tab w:val="left" w:leader="dot" w:pos="10028"/>
+              </w:tabs>
+              <w:spacing w:after="0"/>
+              <w:ind w:right="4"/>
+              <w:jc w:val="center"/>
+              <w:rPr>
+                <w:b/>
+                <w:color w:val="000000" w:themeColor="text1"/>
+                <w:sz w:val="26"/>
+                <w:szCs w:val="26"/>
+              </w:rPr>
+            </w:pPr>
+            <w:r>
+              <w:rPr>
+                <w:b/>
+                <w:color w:val="000000" w:themeColor="text1"/>
+                <w:sz w:val="26"/>
+                <w:szCs w:val="26"/>
+              </w:rPr>
+              <w:t>Các góp ý cụ thể</w:t>
+            </w:r>
+          </w:p>
+        </w:tc>
+      </w:tr>
+      <w:tr>
+        <w:tc>
+          <w:tcPr>
+            <w:tcW w:w="710" w:type="dxa"/>
+            <w:vMerge/>
+          </w:tcPr>
+          <w:p>
+            <w:pPr>
+              <w:pStyle w:val="ListParagraph"/>
+              <w:numPr>
+                <w:ilvl w:val="0"/>
+                <w:numId w:val="1"/>
+              </w:numPr>
+              <w:shd w:val="clear" w:color="auto" w:fill="FFFFFF" w:themeFill="background1"/>
+              <w:tabs>
+                <w:tab w:val="left" w:leader="dot" w:pos="4251"/>
+                <w:tab w:val="left" w:leader="dot" w:pos="10028"/>
+              </w:tabs>
+              <w:spacing w:after="0" w:line="240" w:lineRule="auto"/>
+              <w:ind w:right="4"/>
+              <w:rPr>
+                <w:color w:val="000000" w:themeColor="text1"/>
+                <w:sz w:val="26"/>
+                <w:szCs w:val="26"/>
+              </w:rPr>
+            </w:pPr>
+          </w:p>
+        </w:tc>
+        <w:tc>
+          <w:tcPr>
+            <w:tcW w:w="3880" w:type="dxa"/>
+            <w:vMerge/>
+          </w:tcPr>
+          <w:p>
+            <w:pPr>
+              <w:shd w:val="clear" w:color="auto" w:fill="FFFFFF" w:themeFill="background1"/>
+              <w:spacing w:after="0"/>
+              <w:rPr>
+                <w:color w:val="000000" w:themeColor="text1"/>
+                <w:sz w:val="26"/>
+                <w:szCs w:val="26"/>
+              </w:rPr>
+            </w:pPr>
+          </w:p>
+        </w:tc>
+        <w:tc>
+          <w:tcPr>
+            <w:tcW w:w="898" w:type="dxa"/>
+            <w:vAlign w:val="center"/>
+          </w:tcPr>
+          <w:p>
+            <w:pPr>
+              <w:shd w:val="clear" w:color="auto" w:fill="FFFFFF" w:themeFill="background1"/>
+              <w:tabs>
+                <w:tab w:val="left" w:leader="dot" w:pos="4251"/>
+                <w:tab w:val="left" w:leader="dot" w:pos="10028"/>
+              </w:tabs>
+              <w:spacing w:after="0"/>
+              <w:ind w:right="4"/>
+              <w:jc w:val="center"/>
+              <w:rPr>
+                <w:b/>
+                <w:color w:val="000000" w:themeColor="text1"/>
+                <w:sz w:val="26"/>
+                <w:szCs w:val="26"/>
+              </w:rPr>
+            </w:pPr>
+            <w:r>
+              <w:rPr>
+                <w:b/>
+                <w:color w:val="000000" w:themeColor="text1"/>
+                <w:sz w:val="26"/>
+                <w:szCs w:val="26"/>
+              </w:rPr>
+              <w:t>Tốt</w:t>
+            </w:r>
+          </w:p>
+        </w:tc>
+        <w:tc>
+          <w:tcPr>
+            <w:tcW w:w="1141" w:type="dxa"/>
+            <w:vAlign w:val="center"/>
+          </w:tcPr>
+          <w:p>
+            <w:pPr>
+              <w:shd w:val="clear" w:color="auto" w:fill="FFFFFF" w:themeFill="background1"/>
+              <w:tabs>
+                <w:tab w:val="left" w:leader="dot" w:pos="4251"/>
+                <w:tab w:val="left" w:leader="dot" w:pos="10028"/>
+              </w:tabs>
+              <w:spacing w:after="0"/>
+              <w:ind w:right="4"/>
+              <w:jc w:val="center"/>
+              <w:rPr>
+                <w:b/>
+                <w:color w:val="000000" w:themeColor="text1"/>
+                <w:sz w:val="26"/>
+                <w:szCs w:val="26"/>
+              </w:rPr>
+            </w:pPr>
+            <w:r>
+              <w:rPr>
+                <w:b/>
+                <w:color w:val="000000" w:themeColor="text1"/>
+                <w:sz w:val="26"/>
+                <w:szCs w:val="26"/>
+              </w:rPr>
+              <w:t>Bình thường</w:t>
+            </w:r>
+          </w:p>
+        </w:tc>
+        <w:tc>
+          <w:tcPr>
+            <w:tcW w:w="992" w:type="dxa"/>
+            <w:vAlign w:val="center"/>
+          </w:tcPr>
+          <w:p>
+            <w:pPr>
+              <w:shd w:val="clear" w:color="auto" w:fill="FFFFFF" w:themeFill="background1"/>
+              <w:tabs>
+                <w:tab w:val="left" w:leader="dot" w:pos="4251"/>
+                <w:tab w:val="left" w:leader="dot" w:pos="10028"/>
+              </w:tabs>
+              <w:spacing w:after="0"/>
+              <w:ind w:right="4"/>
+              <w:jc w:val="center"/>
+              <w:rPr>
+                <w:b/>
+                <w:color w:val="000000" w:themeColor="text1"/>
+                <w:sz w:val="26"/>
+                <w:szCs w:val="26"/>
+              </w:rPr>
+            </w:pPr>
+            <w:r>
+              <w:rPr>
+                <w:b/>
+                <w:color w:val="000000" w:themeColor="text1"/>
+                <w:sz w:val="26"/>
+                <w:szCs w:val="26"/>
+              </w:rPr>
+              <w:t>Chưa tốt</w:t>
+            </w:r>
+          </w:p>
+        </w:tc>
+        <w:tc>
+          <w:tcPr>
+            <w:tcW w:w="1701" w:type="dxa"/>
+            <w:vMerge/>
+          </w:tcPr>
+          <w:p>
+            <w:pPr>
+              <w:shd w:val="clear" w:color="auto" w:fill="FFFFFF" w:themeFill="background1"/>
+              <w:tabs>
+                <w:tab w:val="left" w:leader="dot" w:pos="4251"/>
+                <w:tab w:val="left" w:leader="dot" w:pos="10028"/>
+              </w:tabs>
+              <w:spacing w:after="0"/>
+              <w:ind w:right="4"/>
+              <w:rPr>
+                <w:color w:val="000000" w:themeColor="text1"/>
+                <w:sz w:val="26"/>
+                <w:szCs w:val="26"/>
+              </w:rPr>
+            </w:pPr>
+          </w:p>
+        </w:tc>
+      </w:tr>
+      <w:tr>
+        <w:tc>
+          <w:tcPr>
+            <w:tcW w:w="710" w:type="dxa"/>
+            <w:vAlign w:val="center"/>
+          </w:tcPr>
+          <w:p>
+            <w:pPr>
+              <w:pStyle w:val="ListParagraph"/>
+              <w:numPr>
+                <w:ilvl w:val="0"/>
+                <w:numId w:val="1"/>
+              </w:numPr>
+              <w:shd w:val="clear" w:color="auto" w:fill="FFFFFF" w:themeFill="background1"/>
+              <w:tabs>
+                <w:tab w:val="left" w:leader="dot" w:pos="4251"/>
+                <w:tab w:val="left" w:leader="dot" w:pos="10028"/>
+              </w:tabs>
+              <w:spacing w:after="0" w:line="240" w:lineRule="auto"/>
+              <w:ind w:right="4"/>
+              <w:jc w:val="center"/>
+              <w:rPr>
+                <w:color w:val="000000" w:themeColor="text1"/>
+                <w:sz w:val="26"/>
+                <w:szCs w:val="26"/>
+              </w:rPr>
+            </w:pPr>
+          </w:p>
+        </w:tc>
+        <w:tc>
+          <w:tcPr>
+            <w:tcW w:w="3880" w:type="dxa"/>
+            <w:vAlign w:val="center"/>
+          </w:tcPr>
+          <w:p>
+            <w:pPr>
+              <w:shd w:val="clear" w:color="auto" w:fill="FFFFFF" w:themeFill="background1"/>
+              <w:spacing w:after="0"/>
+              <w:rPr>
+                <w:color w:val="000000" w:themeColor="text1"/>
+                <w:sz w:val="26"/>
+                <w:szCs w:val="26"/>
+              </w:rPr>
+            </w:pPr>
+            <w:r>
+              <w:rPr>
+                <w:color w:val="000000" w:themeColor="text1"/>
+                <w:sz w:val="26"/>
+                <w:szCs w:val="26"/>
+              </w:rPr>
+              <w:t xml:space="preserve">Tài liệu đào tạo </w:t>
+            </w:r>
+          </w:p>
+        </w:tc>
+        <w:tc>
+          <w:tcPr>
+            <w:tcW w:w="898" w:type="dxa"/>
+          </w:tcPr>
+          <w:p>
+            <w:pPr>
+              <w:shd w:val="clear" w:color="auto" w:fill="FFFFFF" w:themeFill="background1"/>
+              <w:tabs>
+                <w:tab w:val="left" w:leader="dot" w:pos="4251"/>
+                <w:tab w:val="left" w:leader="dot" w:pos="10028"/>
+              </w:tabs>
+              <w:spacing w:after="0"/>
+              <w:ind w:right="4"/>
+              <w:rPr>
+                <w:color w:val="000000" w:themeColor="text1"/>
+                <w:sz w:val="26"/>
+                <w:szCs w:val="26"/>
+              </w:rPr>
+            </w:pPr>
+            <w:r>
+              <w:rPr>
+                <w:color w:val="000000" w:themeColor="text1"/>
+                <w:sz w:val="26"/>
+                <w:szCs w:val="26"/>
+              </w:rPr>
+              <w:t>[[Tl_T]]</w:t>
+            </w:r>
+          </w:p>
+        </w:tc>
+        <w:tc>
+          <w:tcPr>
+            <w:tcW w:w="1141" w:type="dxa"/>
+          </w:tcPr>
+          <w:p>
+            <w:pPr>
+              <w:shd w:val="clear" w:color="auto" w:fill="FFFFFF" w:themeFill="background1"/>
+              <w:tabs>
+                <w:tab w:val="left" w:leader="dot" w:pos="4251"/>
+                <w:tab w:val="left" w:leader="dot" w:pos="10028"/>
+              </w:tabs>
+              <w:spacing w:after="0"/>
+              <w:ind w:right="4"/>
+              <w:rPr>
+                <w:color w:val="000000" w:themeColor="text1"/>
+                <w:sz w:val="26"/>
+                <w:szCs w:val="26"/>
+              </w:rPr>
+            </w:pPr>
+            <w:r>
+              <w:rPr>
+                <w:color w:val="000000" w:themeColor="text1"/>
+                <w:sz w:val="26"/>
+                <w:szCs w:val="26"/>
+              </w:rPr>
+              <w:t>[[Tl_Bt]]</w:t>
+            </w:r>
+          </w:p>
+        </w:tc>
+        <w:tc>
+          <w:tcPr>
+            <w:tcW w:w="992" w:type="dxa"/>
+          </w:tcPr>
+          <w:p>
+            <w:pPr>
+              <w:shd w:val="clear" w:color="auto" w:fill="FFFFFF" w:themeFill="background1"/>
+              <w:tabs>
+                <w:tab w:val="left" w:leader="dot" w:pos="4251"/>
+                <w:tab w:val="left" w:leader="dot" w:pos="10028"/>
+              </w:tabs>
+              <w:spacing w:after="0"/>
+              <w:ind w:right="4"/>
+              <w:rPr>
+                <w:color w:val="000000" w:themeColor="text1"/>
+                <w:sz w:val="26"/>
+                <w:szCs w:val="26"/>
+              </w:rPr>
+            </w:pPr>
+            <w:r>
+              <w:rPr>
+                <w:color w:val="000000" w:themeColor="text1"/>
+                <w:sz w:val="26"/>
+                <w:szCs w:val="26"/>
+              </w:rPr>
+              <w:t>[[Tl_Ct]]</w:t>
+            </w:r>
+          </w:p>
+        </w:tc>
+        <w:tc>
+          <w:tcPr>
+            <w:tcW w:w="1701" w:type="dxa"/>
+          </w:tcPr>
+          <w:p>
+            <w:pPr>
+              <w:shd w:val="clear" w:color="auto" w:fill="FFFFFF" w:themeFill="background1"/>
+              <w:tabs>
+                <w:tab w:val="left" w:leader="dot" w:pos="4251"/>
+                <w:tab w:val="left" w:leader="dot" w:pos="10028"/>
+              </w:tabs>
+              <w:spacing w:after="0"/>
+              <w:ind w:right="4"/>
+              <w:rPr>
+                <w:color w:val="000000" w:themeColor="text1"/>
+                <w:sz w:val="26"/>
+                <w:szCs w:val="26"/>
+              </w:rPr>
+            </w:pPr>
+            <w:r>
+              <w:rPr>
+                <w:color w:val="000000" w:themeColor="text1"/>
+                <w:sz w:val="26"/>
+                <w:szCs w:val="26"/>
+              </w:rPr>
+              <w:t>[[Tl_Gy]]</w:t>
+            </w:r>
+          </w:p>
+        </w:tc>
+      </w:tr>
+      <w:tr>
+        <w:tc>
+          <w:tcPr>
+            <w:tcW w:w="710" w:type="dxa"/>
+            <w:vAlign w:val="center"/>
+          </w:tcPr>
+          <w:p>
+            <w:pPr>
+              <w:pStyle w:val="ListParagraph"/>
+              <w:numPr>
+                <w:ilvl w:val="0"/>
+                <w:numId w:val="1"/>
+              </w:numPr>
+              <w:shd w:val="clear" w:color="auto" w:fill="FFFFFF" w:themeFill="background1"/>
+              <w:tabs>
+                <w:tab w:val="left" w:leader="dot" w:pos="4251"/>
+                <w:tab w:val="left" w:leader="dot" w:pos="10028"/>
+              </w:tabs>
+              <w:spacing w:after="0" w:line="240" w:lineRule="auto"/>
+              <w:ind w:right="4"/>
+              <w:jc w:val="center"/>
+              <w:rPr>
+                <w:color w:val="000000" w:themeColor="text1"/>
+                <w:sz w:val="26"/>
+                <w:szCs w:val="26"/>
+              </w:rPr>
+            </w:pPr>
+          </w:p>
+        </w:tc>
+        <w:tc>
+          <w:tcPr>
+            <w:tcW w:w="3880" w:type="dxa"/>
+            <w:vAlign w:val="center"/>
+          </w:tcPr>
+          <w:p>
+            <w:pPr>
+              <w:shd w:val="clear" w:color="auto" w:fill="FFFFFF" w:themeFill="background1"/>
+              <w:tabs>
+                <w:tab w:val="left" w:leader="dot" w:pos="4251"/>
+                <w:tab w:val="left" w:leader="dot" w:pos="10028"/>
+              </w:tabs>
+              <w:spacing w:after="0"/>
+              <w:ind w:right="4"/>
+              <w:rPr>
+                <w:color w:val="000000" w:themeColor="text1"/>
+                <w:sz w:val="26"/>
+                <w:szCs w:val="26"/>
+              </w:rPr>
+            </w:pPr>
+            <w:r>
+              <w:rPr>
+                <w:color w:val="000000" w:themeColor="text1"/>
+                <w:sz w:val="26"/>
+                <w:szCs w:val="26"/>
+              </w:rPr>
+              <w:t>Phương pháp đào tạo (cách đưa thông tin, hỏi đáp và hướng dẫn thực hành…)</w:t>
+            </w:r>
+          </w:p>
+        </w:tc>
+        <w:tc>
+          <w:tcPr>
+            <w:tcW w:w="898" w:type="dxa"/>
+          </w:tcPr>
+          <w:p>
+            <w:pPr>
+              <w:shd w:val="clear" w:color="auto" w:fill="FFFFFF" w:themeFill="background1"/>
+              <w:tabs>
+                <w:tab w:val="left" w:leader="dot" w:pos="4251"/>
+                <w:tab w:val="left" w:leader="dot" w:pos="10028"/>
+              </w:tabs>
+              <w:spacing w:after="0"/>
+              <w:ind w:right="4"/>
+              <w:rPr>
+                <w:color w:val="000000" w:themeColor="text1"/>
+                <w:sz w:val="26"/>
+                <w:szCs w:val="26"/>
+              </w:rPr>
+            </w:pPr>
+            <w:r>
+              <w:rPr>
+                <w:color w:val="000000" w:themeColor="text1"/>
+                <w:sz w:val="26"/>
+                <w:szCs w:val="26"/>
+              </w:rPr>
+              <w:t>[[Pp_T]]</w:t>
+            </w:r>
+          </w:p>
+        </w:tc>
+        <w:tc>
+          <w:tcPr>
+            <w:tcW w:w="1141" w:type="dxa"/>
+          </w:tcPr>
+          <w:p>
+            <w:pPr>
+              <w:shd w:val="clear" w:color="auto" w:fill="FFFFFF" w:themeFill="background1"/>
+              <w:tabs>
+                <w:tab w:val="left" w:leader="dot" w:pos="4251"/>
+                <w:tab w:val="left" w:leader="dot" w:pos="10028"/>
+              </w:tabs>
+              <w:spacing w:after="0"/>
+              <w:ind w:right="4"/>
+              <w:rPr>
+                <w:color w:val="000000" w:themeColor="text1"/>
+                <w:sz w:val="26"/>
+                <w:szCs w:val="26"/>
+              </w:rPr>
+            </w:pPr>
+            <w:r>
+              <w:rPr>
+                <w:color w:val="000000" w:themeColor="text1"/>
+                <w:sz w:val="26"/>
+                <w:szCs w:val="26"/>
+              </w:rPr>
+              <w:t>[[Pp_Bt]]</w:t>
+            </w:r>
+          </w:p>
+        </w:tc>
+        <w:tc>
+          <w:tcPr>
+            <w:tcW w:w="992" w:type="dxa"/>
+          </w:tcPr>
+          <w:p>
+            <w:pPr>
+              <w:shd w:val="clear" w:color="auto" w:fill="FFFFFF" w:themeFill="background1"/>
+              <w:tabs>
+                <w:tab w:val="left" w:leader="dot" w:pos="4251"/>
+                <w:tab w:val="left" w:leader="dot" w:pos="10028"/>
+              </w:tabs>
+              <w:spacing w:after="0"/>
+              <w:ind w:right="4"/>
+              <w:rPr>
+                <w:color w:val="000000" w:themeColor="text1"/>
+                <w:sz w:val="26"/>
+                <w:szCs w:val="26"/>
+              </w:rPr>
+            </w:pPr>
+            <w:r>
+              <w:rPr>
+                <w:color w:val="000000" w:themeColor="text1"/>
+                <w:sz w:val="26"/>
+                <w:szCs w:val="26"/>
+              </w:rPr>
+              <w:t>[[Pp_Ct]]</w:t>
+            </w:r>
+          </w:p>
+        </w:tc>
+        <w:tc>
+          <w:tcPr>
+            <w:tcW w:w="1701" w:type="dxa"/>
+          </w:tcPr>
+          <w:p>
+            <w:pPr>
+              <w:shd w:val="clear" w:color="auto" w:fill="FFFFFF" w:themeFill="background1"/>
+              <w:tabs>
+                <w:tab w:val="left" w:leader="dot" w:pos="4251"/>
+                <w:tab w:val="left" w:leader="dot" w:pos="10028"/>
+              </w:tabs>
+              <w:spacing w:after="0"/>
+              <w:ind w:right="4"/>
+              <w:rPr>
+                <w:color w:val="000000" w:themeColor="text1"/>
+                <w:sz w:val="26"/>
+                <w:szCs w:val="26"/>
+              </w:rPr>
+            </w:pPr>
+            <w:r>
+              <w:rPr>
+                <w:color w:val="000000" w:themeColor="text1"/>
+                <w:sz w:val="26"/>
+                <w:szCs w:val="26"/>
+              </w:rPr>
+              <w:t>[[Pp_Gy]]</w:t>
+            </w:r>
+          </w:p>
+        </w:tc>
+      </w:tr>
+      <w:tr>
+        <w:tc>
+          <w:tcPr>
+            <w:tcW w:w="710" w:type="dxa"/>
+            <w:vAlign w:val="center"/>
+          </w:tcPr>
+          <w:p>
+            <w:pPr>
+              <w:pStyle w:val="ListParagraph"/>
+              <w:numPr>
+                <w:ilvl w:val="0"/>
+                <w:numId w:val="1"/>
+              </w:numPr>
+              <w:shd w:val="clear" w:color="auto" w:fill="FFFFFF" w:themeFill="background1"/>
+              <w:tabs>
+                <w:tab w:val="left" w:leader="dot" w:pos="4251"/>
+                <w:tab w:val="left" w:leader="dot" w:pos="10028"/>
+              </w:tabs>
+              <w:spacing w:after="0" w:line="240" w:lineRule="auto"/>
+              <w:ind w:right="4"/>
+              <w:jc w:val="center"/>
+              <w:rPr>
+                <w:color w:val="000000" w:themeColor="text1"/>
+                <w:sz w:val="26"/>
+                <w:szCs w:val="26"/>
+              </w:rPr>
+            </w:pPr>
+          </w:p>
+        </w:tc>
+        <w:tc>
+          <w:tcPr>
+            <w:tcW w:w="3880" w:type="dxa"/>
+            <w:vAlign w:val="center"/>
+          </w:tcPr>
+          <w:p>
+            <w:pPr>
+              <w:shd w:val="clear" w:color="auto" w:fill="FFFFFF" w:themeFill="background1"/>
+              <w:tabs>
+                <w:tab w:val="left" w:leader="dot" w:pos="4251"/>
+                <w:tab w:val="left" w:leader="dot" w:pos="10028"/>
+              </w:tabs>
+              <w:spacing w:after="0"/>
+              <w:ind w:right="4"/>
+              <w:rPr>
+                <w:color w:val="000000" w:themeColor="text1"/>
+                <w:sz w:val="26"/>
+                <w:szCs w:val="26"/>
+              </w:rPr>
+            </w:pPr>
+            <w:r>
+              <w:rPr>
+                <w:color w:val="000000" w:themeColor="text1"/>
+                <w:sz w:val="26"/>
+                <w:szCs w:val="26"/>
+              </w:rPr>
+              <w:t>Sự tham gia của học viên</w:t>
+            </w:r>
+          </w:p>
+        </w:tc>
+        <w:tc>
+          <w:tcPr>
+            <w:tcW w:w="898" w:type="dxa"/>
+          </w:tcPr>
+          <w:p>
+            <w:pPr>
+              <w:shd w:val="clear" w:color="auto" w:fill="FFFFFF" w:themeFill="background1"/>
+              <w:tabs>
+                <w:tab w:val="left" w:leader="dot" w:pos="4251"/>
+                <w:tab w:val="left" w:leader="dot" w:pos="10028"/>
+              </w:tabs>
+              <w:spacing w:after="0"/>
+              <w:ind w:right="4"/>
+              <w:rPr>
+                <w:color w:val="000000" w:themeColor="text1"/>
+                <w:sz w:val="26"/>
+                <w:szCs w:val="26"/>
+              </w:rPr>
+            </w:pPr>
+            <w:r>
+              <w:rPr>
+                <w:color w:val="000000" w:themeColor="text1"/>
+                <w:sz w:val="26"/>
+                <w:szCs w:val="26"/>
+              </w:rPr>
+              <w:t>[[Tg_T]]</w:t>
+            </w:r>
+          </w:p>
+        </w:tc>
+        <w:tc>
+          <w:tcPr>
+            <w:tcW w:w="1141" w:type="dxa"/>
+          </w:tcPr>
+          <w:p>
+            <w:pPr>
+              <w:shd w:val="clear" w:color="auto" w:fill="FFFFFF" w:themeFill="background1"/>
+              <w:tabs>
+                <w:tab w:val="left" w:leader="dot" w:pos="4251"/>
+                <w:tab w:val="left" w:leader="dot" w:pos="10028"/>
+              </w:tabs>
+              <w:spacing w:after="0"/>
+              <w:ind w:right="4"/>
+              <w:rPr>
+                <w:color w:val="000000" w:themeColor="text1"/>
+                <w:sz w:val="26"/>
+                <w:szCs w:val="26"/>
+              </w:rPr>
+            </w:pPr>
+            <w:r>
+              <w:rPr>
+                <w:color w:val="000000" w:themeColor="text1"/>
+                <w:sz w:val="26"/>
+                <w:szCs w:val="26"/>
+              </w:rPr>
+              <w:t>[[Tg_Bt]]</w:t>
+            </w:r>
+          </w:p>
+        </w:tc>
+        <w:tc>
+          <w:tcPr>
+            <w:tcW w:w="992" w:type="dxa"/>
+          </w:tcPr>
+          <w:p>
+            <w:pPr>
+              <w:shd w:val="clear" w:color="auto" w:fill="FFFFFF" w:themeFill="background1"/>
+              <w:tabs>
+                <w:tab w:val="left" w:leader="dot" w:pos="4251"/>
+                <w:tab w:val="left" w:leader="dot" w:pos="10028"/>
+              </w:tabs>
+              <w:spacing w:after="0"/>
+              <w:ind w:right="4"/>
+              <w:rPr>
+                <w:color w:val="000000" w:themeColor="text1"/>
+                <w:sz w:val="26"/>
+                <w:szCs w:val="26"/>
+              </w:rPr>
+            </w:pPr>
+            <w:r>
+              <w:rPr>
+                <w:color w:val="000000" w:themeColor="text1"/>
+                <w:sz w:val="26"/>
+                <w:szCs w:val="26"/>
+              </w:rPr>
+              <w:t>[[Tg_Ct]]</w:t>
+            </w:r>
+          </w:p>
+        </w:tc>
+        <w:tc>
+          <w:tcPr>
+            <w:tcW w:w="1701" w:type="dxa"/>
+          </w:tcPr>
+          <w:p>
+            <w:pPr>
+              <w:shd w:val="clear" w:color="auto" w:fill="FFFFFF" w:themeFill="background1"/>
+              <w:tabs>
+                <w:tab w:val="left" w:leader="dot" w:pos="4251"/>
+                <w:tab w:val="left" w:leader="dot" w:pos="10028"/>
+              </w:tabs>
+              <w:spacing w:after="0"/>
+              <w:ind w:right="4"/>
+              <w:rPr>
+                <w:color w:val="000000" w:themeColor="text1"/>
+                <w:sz w:val="26"/>
+                <w:szCs w:val="26"/>
+              </w:rPr>
+            </w:pPr>
+            <w:r>
+              <w:rPr>
+                <w:color w:val="000000" w:themeColor="text1"/>
+                <w:sz w:val="26"/>
+                <w:szCs w:val="26"/>
+              </w:rPr>
+              <w:t>[[Tg_Gy]]</w:t>
+            </w:r>
+          </w:p>
+        </w:tc>
+      </w:tr>
+      <w:tr>
+        <w:tc>
+          <w:tcPr>
+            <w:tcW w:w="710" w:type="dxa"/>
+            <w:vAlign w:val="center"/>
+          </w:tcPr>
+          <w:p>
+            <w:pPr>
+              <w:pStyle w:val="ListParagraph"/>
+              <w:numPr>
+                <w:ilvl w:val="0"/>
+                <w:numId w:val="1"/>
+              </w:numPr>
+              <w:shd w:val="clear" w:color="auto" w:fill="FFFFFF" w:themeFill="background1"/>
+              <w:tabs>
+                <w:tab w:val="left" w:leader="dot" w:pos="4251"/>
+                <w:tab w:val="left" w:leader="dot" w:pos="10028"/>
+              </w:tabs>
+              <w:spacing w:after="0" w:line="240" w:lineRule="auto"/>
+              <w:ind w:right="4"/>
+              <w:jc w:val="center"/>
+              <w:rPr>
+                <w:color w:val="000000" w:themeColor="text1"/>
+                <w:sz w:val="26"/>
+                <w:szCs w:val="26"/>
+              </w:rPr>
+            </w:pPr>
+          </w:p>
+        </w:tc>
+        <w:tc>
+          <w:tcPr>
+            <w:tcW w:w="3880" w:type="dxa"/>
+            <w:vAlign w:val="center"/>
+          </w:tcPr>
+          <w:p>
+            <w:pPr>
+              <w:shd w:val="clear" w:color="auto" w:fill="FFFFFF" w:themeFill="background1"/>
+              <w:spacing w:after="0"/>
+              <w:rPr>
+                <w:color w:val="000000" w:themeColor="text1"/>
+                <w:sz w:val="26"/>
+                <w:szCs w:val="26"/>
+              </w:rPr>
+            </w:pPr>
+            <w:r>
+              <w:rPr>
+                <w:color w:val="000000" w:themeColor="text1"/>
+                <w:sz w:val="26"/>
+                <w:szCs w:val="26"/>
+              </w:rPr>
+              <w:t xml:space="preserve">Phòng học, hậu cần (hội trường, âm thanh/ánh sáng, giải khát…) </w:t>
+            </w:r>
+          </w:p>
+        </w:tc>
+        <w:tc>
+          <w:tcPr>
+            <w:tcW w:w="898" w:type="dxa"/>
+          </w:tcPr>
+          <w:p>
+            <w:pPr>
+              <w:shd w:val="clear" w:color="auto" w:fill="FFFFFF" w:themeFill="background1"/>
+              <w:tabs>
+                <w:tab w:val="left" w:leader="dot" w:pos="4251"/>
+                <w:tab w:val="left" w:leader="dot" w:pos="10028"/>
+              </w:tabs>
+              <w:spacing w:after="0"/>
+              <w:ind w:right="4"/>
+              <w:rPr>
+                <w:color w:val="000000" w:themeColor="text1"/>
+                <w:sz w:val="26"/>
+                <w:szCs w:val="26"/>
+              </w:rPr>
+            </w:pPr>
+            <w:r>
+              <w:rPr>
+                <w:color w:val="000000" w:themeColor="text1"/>
+                <w:sz w:val="26"/>
+                <w:szCs w:val="26"/>
+              </w:rPr>
+              <w:t>[[Ph_T]]</w:t>
+            </w:r>
+          </w:p>
+        </w:tc>
+        <w:tc>
+          <w:tcPr>
+            <w:tcW w:w="1141" w:type="dxa"/>
+          </w:tcPr>
+          <w:p>
+            <w:pPr>
+              <w:shd w:val="clear" w:color="auto" w:fill="FFFFFF" w:themeFill="background1"/>
+              <w:tabs>
+                <w:tab w:val="left" w:leader="dot" w:pos="4251"/>
+                <w:tab w:val="left" w:leader="dot" w:pos="10028"/>
+              </w:tabs>
+              <w:spacing w:after="0"/>
+              <w:ind w:right="4"/>
+              <w:rPr>
+                <w:color w:val="000000" w:themeColor="text1"/>
+                <w:sz w:val="26"/>
+                <w:szCs w:val="26"/>
+              </w:rPr>
+            </w:pPr>
+            <w:r>
+              <w:rPr>
+                <w:color w:val="000000" w:themeColor="text1"/>
+                <w:sz w:val="26"/>
+                <w:szCs w:val="26"/>
+              </w:rPr>
+              <w:t>[[Ph_Bt]]</w:t>
+            </w:r>
+          </w:p>
+        </w:tc>
+        <w:tc>
+          <w:tcPr>
+            <w:tcW w:w="992" w:type="dxa"/>
+          </w:tcPr>
+          <w:p>
+            <w:pPr>
+              <w:shd w:val="clear" w:color="auto" w:fill="FFFFFF" w:themeFill="background1"/>
+              <w:tabs>
+                <w:tab w:val="left" w:leader="dot" w:pos="4251"/>
+                <w:tab w:val="left" w:leader="dot" w:pos="10028"/>
+              </w:tabs>
+              <w:spacing w:after="0"/>
+              <w:ind w:right="4"/>
+              <w:rPr>
+                <w:color w:val="000000" w:themeColor="text1"/>
+                <w:sz w:val="26"/>
+                <w:szCs w:val="26"/>
+              </w:rPr>
+            </w:pPr>
+            <w:r>
+              <w:rPr>
+                <w:color w:val="000000" w:themeColor="text1"/>
+                <w:sz w:val="26"/>
+                <w:szCs w:val="26"/>
+              </w:rPr>
+              <w:t>[[Ph_Ct]]</w:t>
+            </w:r>
+          </w:p>
+        </w:tc>
+        <w:tc>
+          <w:tcPr>
+            <w:tcW w:w="1701" w:type="dxa"/>
+          </w:tcPr>
+          <w:p>
+            <w:pPr>
+              <w:shd w:val="clear" w:color="auto" w:fill="FFFFFF" w:themeFill="background1"/>
+              <w:tabs>
+                <w:tab w:val="left" w:leader="dot" w:pos="4251"/>
+                <w:tab w:val="left" w:leader="dot" w:pos="10028"/>
+              </w:tabs>
+              <w:spacing w:after="0"/>
+              <w:ind w:right="4"/>
+              <w:rPr>
+                <w:color w:val="000000" w:themeColor="text1"/>
+                <w:sz w:val="26"/>
+                <w:szCs w:val="26"/>
+              </w:rPr>
+            </w:pPr>
+            <w:r>
+              <w:rPr>
+                <w:color w:val="000000" w:themeColor="text1"/>
+                <w:sz w:val="26"/>
+                <w:szCs w:val="26"/>
+              </w:rPr>
+              <w:t>[[Ph_Gy]]</w:t>
+            </w:r>
+          </w:p>
+        </w:tc>
+      </w:tr>
+      <w:tr>
+        <w:tc>
+          <w:tcPr>
+            <w:tcW w:w="710" w:type="dxa"/>
+            <w:vAlign w:val="center"/>
+          </w:tcPr>
+          <w:p>
+            <w:pPr>
+              <w:pStyle w:val="ListParagraph"/>
+              <w:numPr>
+                <w:ilvl w:val="0"/>
+                <w:numId w:val="1"/>
+              </w:numPr>
+              <w:shd w:val="clear" w:color="auto" w:fill="FFFFFF" w:themeFill="background1"/>
+              <w:tabs>
+                <w:tab w:val="left" w:leader="dot" w:pos="4251"/>
+                <w:tab w:val="left" w:leader="dot" w:pos="10028"/>
+              </w:tabs>
+              <w:spacing w:after="0" w:line="240" w:lineRule="auto"/>
+              <w:ind w:right="4"/>
+              <w:jc w:val="center"/>
+              <w:rPr>
+                <w:color w:val="000000" w:themeColor="text1"/>
+                <w:sz w:val="26"/>
+                <w:szCs w:val="26"/>
+              </w:rPr>
+            </w:pPr>
+          </w:p>
+        </w:tc>
+        <w:tc>
+          <w:tcPr>
+            <w:tcW w:w="3880" w:type="dxa"/>
+            <w:vAlign w:val="center"/>
+          </w:tcPr>
+          <w:p>
+            <w:pPr>
+              <w:shd w:val="clear" w:color="auto" w:fill="FFFFFF" w:themeFill="background1"/>
+              <w:spacing w:after="0"/>
+              <w:rPr>
+                <w:color w:val="000000" w:themeColor="text1"/>
+                <w:sz w:val="26"/>
+                <w:szCs w:val="26"/>
+              </w:rPr>
+            </w:pPr>
+            <w:r>
+              <w:rPr>
+                <w:color w:val="000000" w:themeColor="text1"/>
+                <w:sz w:val="26"/>
+                <w:szCs w:val="26"/>
+              </w:rPr>
+              <w:t>Thực hành trên lâm sàng (bao gồm cả tư vấn và cung cấp dịch vụ…)</w:t>
+            </w:r>
+          </w:p>
+          <w:p>
+            <w:pPr>
+              <w:shd w:val="clear" w:color="auto" w:fill="FFFFFF" w:themeFill="background1"/>
+              <w:spacing w:after="0"/>
+              <w:rPr>
+                <w:color w:val="000000" w:themeColor="text1"/>
+                <w:sz w:val="26"/>
+                <w:szCs w:val="26"/>
+              </w:rPr>
+            </w:pPr>
+            <w:r>
+              <w:rPr>
+                <w:color w:val="000000" w:themeColor="text1"/>
+                <w:sz w:val="26"/>
+                <w:szCs w:val="26"/>
+              </w:rPr>
+              <w:t>5.</w:t>
+            </w:r>
+            <w:proofErr w:type="gramStart"/>
+            <w:r>
+              <w:rPr>
+                <w:color w:val="000000" w:themeColor="text1"/>
+                <w:sz w:val="26"/>
+                <w:szCs w:val="26"/>
+              </w:rPr>
+              <w:t>1.Tư</w:t>
+            </w:r>
+            <w:proofErr w:type="gramEnd"/>
+            <w:r>
+              <w:rPr>
+                <w:color w:val="000000" w:themeColor="text1"/>
+                <w:sz w:val="26"/>
+                <w:szCs w:val="26"/>
+              </w:rPr>
+              <w:t xml:space="preserve"> vấn </w:t>
+            </w:r>
+          </w:p>
+          <w:p>
+            <w:pPr>
+              <w:shd w:val="clear" w:color="auto" w:fill="FFFFFF" w:themeFill="background1"/>
+              <w:spacing w:after="0"/>
+              <w:rPr>
+                <w:color w:val="000000" w:themeColor="text1"/>
+                <w:sz w:val="26"/>
+                <w:szCs w:val="26"/>
+              </w:rPr>
+            </w:pPr>
+            <w:r>
+              <w:rPr>
+                <w:color w:val="000000" w:themeColor="text1"/>
+                <w:sz w:val="26"/>
+                <w:szCs w:val="26"/>
+              </w:rPr>
+              <w:t>5.</w:t>
+            </w:r>
+            <w:proofErr w:type="gramStart"/>
+            <w:r>
+              <w:rPr>
+                <w:color w:val="000000" w:themeColor="text1"/>
+                <w:sz w:val="26"/>
+                <w:szCs w:val="26"/>
+              </w:rPr>
+              <w:t>2.Thực</w:t>
+            </w:r>
+            <w:proofErr w:type="gramEnd"/>
+            <w:r>
+              <w:rPr>
+                <w:color w:val="000000" w:themeColor="text1"/>
+                <w:sz w:val="26"/>
+                <w:szCs w:val="26"/>
+              </w:rPr>
+              <w:t xml:space="preserve"> hiện thủ thuật/ phẫu thuật</w:t>
+            </w:r>
+          </w:p>
+        </w:tc>
+        <w:tc>
+          <w:tcPr>
+            <w:tcW w:w="898" w:type="dxa"/>
+          </w:tcPr>
+          <w:p>
+            <w:pPr>
+              <w:shd w:val="clear" w:color="auto" w:fill="FFFFFF" w:themeFill="background1"/>
+              <w:tabs>
+                <w:tab w:val="left" w:leader="dot" w:pos="4251"/>
+                <w:tab w:val="left" w:leader="dot" w:pos="10028"/>
+              </w:tabs>
+              <w:spacing w:after="0"/>
+              <w:ind w:right="4"/>
+              <w:rPr>
+                <w:color w:val="000000" w:themeColor="text1"/>
+                <w:sz w:val="26"/>
+                <w:szCs w:val="26"/>
+              </w:rPr>
+            </w:pPr>
+            <w:r>
+              <w:rPr>
+                <w:color w:val="000000" w:themeColor="text1"/>
+                <w:sz w:val="26"/>
+                <w:szCs w:val="26"/>
+              </w:rPr>
+              <w:t>[[Th_T]]</w:t>
+            </w:r>
+          </w:p>
+        </w:tc>
+        <w:tc>
+          <w:tcPr>
+            <w:tcW w:w="1141" w:type="dxa"/>
+          </w:tcPr>
+          <w:p>
+            <w:pPr>
+              <w:shd w:val="clear" w:color="auto" w:fill="FFFFFF" w:themeFill="background1"/>
+              <w:tabs>
+                <w:tab w:val="left" w:leader="dot" w:pos="4251"/>
+                <w:tab w:val="left" w:leader="dot" w:pos="10028"/>
+              </w:tabs>
+              <w:spacing w:after="0"/>
+              <w:ind w:right="4"/>
+              <w:rPr>
+                <w:color w:val="000000" w:themeColor="text1"/>
+                <w:sz w:val="26"/>
+                <w:szCs w:val="26"/>
+              </w:rPr>
+            </w:pPr>
+            <w:r>
+              <w:rPr>
+                <w:color w:val="000000" w:themeColor="text1"/>
+                <w:sz w:val="26"/>
+                <w:szCs w:val="26"/>
+              </w:rPr>
+              <w:t>[[Th_Bt]]</w:t>
+            </w:r>
+          </w:p>
+        </w:tc>
+        <w:tc>
+          <w:tcPr>
+            <w:tcW w:w="992" w:type="dxa"/>
+          </w:tcPr>
+          <w:p>
+            <w:pPr>
+              <w:shd w:val="clear" w:color="auto" w:fill="FFFFFF" w:themeFill="background1"/>
+              <w:tabs>
+                <w:tab w:val="left" w:leader="dot" w:pos="4251"/>
+                <w:tab w:val="left" w:leader="dot" w:pos="10028"/>
+              </w:tabs>
+              <w:spacing w:after="0"/>
+              <w:ind w:right="4"/>
+              <w:rPr>
+                <w:color w:val="000000" w:themeColor="text1"/>
+                <w:sz w:val="26"/>
+                <w:szCs w:val="26"/>
+              </w:rPr>
+            </w:pPr>
+            <w:r>
+              <w:rPr>
+                <w:color w:val="000000" w:themeColor="text1"/>
+                <w:sz w:val="26"/>
+                <w:szCs w:val="26"/>
+              </w:rPr>
+              <w:t>[[Th_Ct]]</w:t>
+            </w:r>
+          </w:p>
+        </w:tc>
+        <w:tc>
+          <w:tcPr>
+            <w:tcW w:w="1701" w:type="dxa"/>
+          </w:tcPr>
+          <w:p>
+            <w:pPr>
+              <w:shd w:val="clear" w:color="auto" w:fill="FFFFFF" w:themeFill="background1"/>
+              <w:tabs>
+                <w:tab w:val="left" w:leader="dot" w:pos="4251"/>
+                <w:tab w:val="left" w:leader="dot" w:pos="10028"/>
+              </w:tabs>
+              <w:spacing w:after="0"/>
+              <w:ind w:right="4"/>
+              <w:rPr>
+                <w:color w:val="000000" w:themeColor="text1"/>
+                <w:sz w:val="26"/>
+                <w:szCs w:val="26"/>
+              </w:rPr>
+            </w:pPr>
+            <w:r>
+              <w:rPr>
+                <w:color w:val="000000" w:themeColor="text1"/>
+                <w:sz w:val="26"/>
+                <w:szCs w:val="26"/>
+              </w:rPr>
+              <w:t>[[Th_Gy]]</w:t>
+            </w:r>
+          </w:p>
+        </w:tc>
+      </w:tr>
+      <w:tr>
+        <w:tc>
+          <w:tcPr>
+            <w:tcW w:w="710" w:type="dxa"/>
+            <w:vAlign w:val="center"/>
+          </w:tcPr>
+          <w:p>
+            <w:pPr>
+              <w:pStyle w:val="ListParagraph"/>
+              <w:numPr>
+                <w:ilvl w:val="0"/>
+                <w:numId w:val="1"/>
+              </w:numPr>
+              <w:shd w:val="clear" w:color="auto" w:fill="FFFFFF" w:themeFill="background1"/>
+              <w:tabs>
+                <w:tab w:val="left" w:leader="dot" w:pos="4251"/>
+                <w:tab w:val="left" w:leader="dot" w:pos="10028"/>
+              </w:tabs>
+              <w:spacing w:after="0" w:line="240" w:lineRule="auto"/>
+              <w:ind w:right="4"/>
+              <w:jc w:val="center"/>
+              <w:rPr>
+                <w:color w:val="000000" w:themeColor="text1"/>
+                <w:sz w:val="26"/>
+                <w:szCs w:val="26"/>
+              </w:rPr>
+            </w:pPr>
+          </w:p>
+        </w:tc>
+        <w:tc>
+          <w:tcPr>
+            <w:tcW w:w="3880" w:type="dxa"/>
+            <w:vAlign w:val="center"/>
+          </w:tcPr>
+          <w:p>
+            <w:pPr>
+              <w:shd w:val="clear" w:color="auto" w:fill="FFFFFF" w:themeFill="background1"/>
+              <w:spacing w:after="0"/>
+              <w:rPr>
+                <w:color w:val="000000" w:themeColor="text1"/>
+                <w:sz w:val="26"/>
+                <w:szCs w:val="26"/>
+              </w:rPr>
+            </w:pPr>
+            <w:r>
+              <w:rPr>
+                <w:color w:val="000000" w:themeColor="text1"/>
+                <w:sz w:val="26"/>
+                <w:szCs w:val="26"/>
+              </w:rPr>
+              <w:t xml:space="preserve">Học viên đạt được mục tiêu thực hành lâm sàng </w:t>
+            </w:r>
+          </w:p>
+        </w:tc>
+        <w:tc>
+          <w:tcPr>
+            <w:tcW w:w="898" w:type="dxa"/>
+          </w:tcPr>
+          <w:p>
+            <w:pPr>
+              <w:shd w:val="clear" w:color="auto" w:fill="FFFFFF" w:themeFill="background1"/>
+              <w:tabs>
+                <w:tab w:val="left" w:leader="dot" w:pos="4251"/>
+                <w:tab w:val="left" w:leader="dot" w:pos="10028"/>
+              </w:tabs>
+              <w:spacing w:after="0"/>
+              <w:ind w:right="4"/>
+              <w:rPr>
+                <w:color w:val="000000" w:themeColor="text1"/>
+                <w:sz w:val="26"/>
+                <w:szCs w:val="26"/>
+              </w:rPr>
+            </w:pPr>
+            <w:r>
+              <w:rPr>
+                <w:color w:val="000000" w:themeColor="text1"/>
+                <w:sz w:val="26"/>
+                <w:szCs w:val="26"/>
+              </w:rPr>
+              <w:t>[[Mt_T]]</w:t>
+            </w:r>
+          </w:p>
+        </w:tc>
+        <w:tc>
+          <w:tcPr>
+            <w:tcW w:w="1141" w:type="dxa"/>
+          </w:tcPr>
+          <w:p>
+            <w:pPr>
+              <w:shd w:val="clear" w:color="auto" w:fill="FFFFFF" w:themeFill="background1"/>
+              <w:tabs>
+                <w:tab w:val="left" w:leader="dot" w:pos="4251"/>
+                <w:tab w:val="left" w:leader="dot" w:pos="10028"/>
+              </w:tabs>
+              <w:spacing w:after="0"/>
+              <w:ind w:right="4"/>
+              <w:rPr>
+                <w:color w:val="000000" w:themeColor="text1"/>
+                <w:sz w:val="26"/>
+                <w:szCs w:val="26"/>
+              </w:rPr>
+            </w:pPr>
+            <w:r>
+              <w:rPr>
+                <w:color w:val="000000" w:themeColor="text1"/>
+                <w:sz w:val="26"/>
+                <w:szCs w:val="26"/>
+              </w:rPr>
+              <w:t>[[Mt_Bt]]</w:t>
+            </w:r>
+          </w:p>
+        </w:tc>
+        <w:tc>
+          <w:tcPr>
+            <w:tcW w:w="992" w:type="dxa"/>
+          </w:tcPr>
+          <w:p>
+            <w:pPr>
+              <w:shd w:val="clear" w:color="auto" w:fill="FFFFFF" w:themeFill="background1"/>
+              <w:tabs>
+                <w:tab w:val="left" w:leader="dot" w:pos="4251"/>
+                <w:tab w:val="left" w:leader="dot" w:pos="10028"/>
+              </w:tabs>
+              <w:spacing w:after="0"/>
+              <w:ind w:right="4"/>
+              <w:rPr>
+                <w:color w:val="000000" w:themeColor="text1"/>
+                <w:sz w:val="26"/>
+                <w:szCs w:val="26"/>
+              </w:rPr>
+            </w:pPr>
+            <w:r>
+              <w:rPr>
+                <w:color w:val="000000" w:themeColor="text1"/>
+                <w:sz w:val="26"/>
+                <w:szCs w:val="26"/>
+              </w:rPr>
+              <w:t>[[Mt_Ct]]</w:t>
+            </w:r>
+          </w:p>
+        </w:tc>
+        <w:tc>
+          <w:tcPr>
+            <w:tcW w:w="1701" w:type="dxa"/>
+          </w:tcPr>
+          <w:p>
+            <w:pPr>
+              <w:shd w:val="clear" w:color="auto" w:fill="FFFFFF" w:themeFill="background1"/>
+              <w:tabs>
+                <w:tab w:val="left" w:leader="dot" w:pos="4251"/>
+                <w:tab w:val="left" w:leader="dot" w:pos="10028"/>
+              </w:tabs>
+              <w:spacing w:after="0"/>
+              <w:ind w:right="4"/>
+              <w:rPr>
+                <w:color w:val="000000" w:themeColor="text1"/>
+                <w:sz w:val="26"/>
+                <w:szCs w:val="26"/>
+              </w:rPr>
+            </w:pPr>
+            <w:r>
+              <w:rPr>
+                <w:color w:val="000000" w:themeColor="text1"/>
+                <w:sz w:val="26"/>
+                <w:szCs w:val="26"/>
+              </w:rPr>
+              <w:t>[[Mt_Gy]]</w:t>
+            </w:r>
+          </w:p>
+        </w:tc>
+      </w:tr>
+      <w:tr>
+        <w:tc>
+          <w:tcPr>
+            <w:tcW w:w="710" w:type="dxa"/>
+            <w:vAlign w:val="center"/>
+          </w:tcPr>
+          <w:p>
+            <w:pPr>
+              <w:pStyle w:val="ListParagraph"/>
+              <w:numPr>
+                <w:ilvl w:val="0"/>
+                <w:numId w:val="1"/>
+              </w:numPr>
+              <w:shd w:val="clear" w:color="auto" w:fill="FFFFFF" w:themeFill="background1"/>
+              <w:tabs>
+                <w:tab w:val="left" w:leader="dot" w:pos="4251"/>
+                <w:tab w:val="left" w:leader="dot" w:pos="10028"/>
+              </w:tabs>
+              <w:spacing w:after="0" w:line="240" w:lineRule="auto"/>
+              <w:ind w:right="4"/>
+              <w:jc w:val="center"/>
+              <w:rPr>
+                <w:color w:val="000000" w:themeColor="text1"/>
+                <w:sz w:val="26"/>
+                <w:szCs w:val="26"/>
+              </w:rPr>
+            </w:pPr>
+          </w:p>
+        </w:tc>
+        <w:tc>
+          <w:tcPr>
+            <w:tcW w:w="3880" w:type="dxa"/>
+            <w:vAlign w:val="center"/>
+          </w:tcPr>
+          <w:p>
+            <w:pPr>
+              <w:shd w:val="clear" w:color="auto" w:fill="FFFFFF" w:themeFill="background1"/>
+              <w:spacing w:after="0"/>
+              <w:rPr>
+                <w:color w:val="000000" w:themeColor="text1"/>
+                <w:sz w:val="26"/>
+                <w:szCs w:val="26"/>
+              </w:rPr>
+            </w:pPr>
+            <w:r>
+              <w:rPr>
+                <w:color w:val="000000" w:themeColor="text1"/>
+                <w:sz w:val="26"/>
+                <w:szCs w:val="26"/>
+              </w:rPr>
+              <w:t xml:space="preserve">Thời lượng khóa đào tạo </w:t>
+            </w:r>
+          </w:p>
+        </w:tc>
+        <w:tc>
+          <w:tcPr>
+            <w:tcW w:w="898" w:type="dxa"/>
+          </w:tcPr>
+          <w:p>
+            <w:pPr>
+              <w:shd w:val="clear" w:color="auto" w:fill="FFFFFF" w:themeFill="background1"/>
+              <w:tabs>
+                <w:tab w:val="left" w:leader="dot" w:pos="4251"/>
+                <w:tab w:val="left" w:leader="dot" w:pos="10028"/>
+              </w:tabs>
+              <w:spacing w:after="0"/>
+              <w:ind w:right="4"/>
+              <w:rPr>
+                <w:color w:val="000000" w:themeColor="text1"/>
+                <w:sz w:val="26"/>
+                <w:szCs w:val="26"/>
+              </w:rPr>
+            </w:pPr>
+            <w:r>
+              <w:rPr>
+                <w:color w:val="000000" w:themeColor="text1"/>
+                <w:sz w:val="26"/>
+                <w:szCs w:val="26"/>
+              </w:rPr>
+              <w:t>[[Tgk_T]]</w:t>
+            </w:r>
+          </w:p>
+        </w:tc>
+        <w:tc>
+          <w:tcPr>
+            <w:tcW w:w="1141" w:type="dxa"/>
+          </w:tcPr>
+          <w:p>
+            <w:pPr>
+              <w:shd w:val="clear" w:color="auto" w:fill="FFFFFF" w:themeFill="background1"/>
+              <w:tabs>
+                <w:tab w:val="left" w:leader="dot" w:pos="4251"/>
+                <w:tab w:val="left" w:leader="dot" w:pos="10028"/>
+              </w:tabs>
+              <w:spacing w:after="0"/>
+              <w:ind w:right="4"/>
+              <w:rPr>
+                <w:color w:val="000000" w:themeColor="text1"/>
+                <w:sz w:val="26"/>
+                <w:szCs w:val="26"/>
+              </w:rPr>
+            </w:pPr>
+            <w:r>
+              <w:rPr>
+                <w:color w:val="000000" w:themeColor="text1"/>
+                <w:sz w:val="26"/>
+                <w:szCs w:val="26"/>
+              </w:rPr>
+              <w:t>[[Tgk_Bt]]</w:t>
+            </w:r>
+          </w:p>
+        </w:tc>
+        <w:tc>
+          <w:tcPr>
+            <w:tcW w:w="992" w:type="dxa"/>
+          </w:tcPr>
+          <w:p>
+            <w:pPr>
+              <w:shd w:val="clear" w:color="auto" w:fill="FFFFFF" w:themeFill="background1"/>
+              <w:tabs>
+                <w:tab w:val="left" w:leader="dot" w:pos="4251"/>
+                <w:tab w:val="left" w:leader="dot" w:pos="10028"/>
+              </w:tabs>
+              <w:spacing w:after="0"/>
+              <w:ind w:right="4"/>
+              <w:rPr>
+                <w:color w:val="000000" w:themeColor="text1"/>
+                <w:sz w:val="26"/>
+                <w:szCs w:val="26"/>
+              </w:rPr>
+            </w:pPr>
+            <w:r>
+              <w:rPr>
+                <w:color w:val="000000" w:themeColor="text1"/>
+                <w:sz w:val="26"/>
+                <w:szCs w:val="26"/>
+              </w:rPr>
+              <w:t>[[Tgk_Ct]]</w:t>
+            </w:r>
+          </w:p>
+        </w:tc>
+        <w:tc>
+          <w:tcPr>
+            <w:tcW w:w="1701" w:type="dxa"/>
+          </w:tcPr>
+          <w:p>
+            <w:pPr>
+              <w:shd w:val="clear" w:color="auto" w:fill="FFFFFF" w:themeFill="background1"/>
+              <w:tabs>
+                <w:tab w:val="left" w:leader="dot" w:pos="4251"/>
+                <w:tab w:val="left" w:leader="dot" w:pos="10028"/>
+              </w:tabs>
+              <w:spacing w:after="0"/>
+              <w:ind w:right="4"/>
+              <w:rPr>
+                <w:color w:val="000000" w:themeColor="text1"/>
+                <w:sz w:val="26"/>
+                <w:szCs w:val="26"/>
+              </w:rPr>
+            </w:pPr>
+            <w:r>
+              <w:rPr>
+                <w:color w:val="000000" w:themeColor="text1"/>
+                <w:sz w:val="26"/>
+                <w:szCs w:val="26"/>
+              </w:rPr>
+              <w:t>[[Tgk_Gy]]</w:t>
+            </w:r>
+          </w:p>
+        </w:tc>
+      </w:tr>
+      <w:tr>
+        <w:tc>
+          <w:tcPr>
+            <w:tcW w:w="710" w:type="dxa"/>
+          </w:tcPr>
+          <w:p>
+            <w:pPr>
+              <w:pStyle w:val="ListParagraph"/>
+              <w:numPr>
+                <w:ilvl w:val="0"/>
+                <w:numId w:val="1"/>
+              </w:numPr>
+              <w:shd w:val="clear" w:color="auto" w:fill="FFFFFF" w:themeFill="background1"/>
+              <w:tabs>
+                <w:tab w:val="left" w:leader="dot" w:pos="4251"/>
+                <w:tab w:val="left" w:leader="dot" w:pos="10028"/>
+              </w:tabs>
+              <w:spacing w:after="0" w:line="240" w:lineRule="auto"/>
+              <w:ind w:right="4"/>
+              <w:jc w:val="center"/>
+              <w:rPr>
+                <w:b/>
+                <w:color w:val="000000" w:themeColor="text1"/>
+                <w:sz w:val="26"/>
+                <w:szCs w:val="26"/>
+              </w:rPr>
+            </w:pPr>
+          </w:p>
+        </w:tc>
+        <w:tc>
+          <w:tcPr>
+            <w:tcW w:w="3880" w:type="dxa"/>
+            <w:vAlign w:val="center"/>
+          </w:tcPr>
+          <w:p>
+            <w:pPr>
+              <w:shd w:val="clear" w:color="auto" w:fill="FFFFFF" w:themeFill="background1"/>
+              <w:spacing w:after="0"/>
+              <w:rPr>
+                <w:color w:val="000000" w:themeColor="text1"/>
+                <w:sz w:val="26"/>
+                <w:szCs w:val="26"/>
+              </w:rPr>
+            </w:pPr>
+            <w:r>
+              <w:rPr>
+                <w:color w:val="000000" w:themeColor="text1"/>
+                <w:sz w:val="26"/>
+                <w:szCs w:val="26"/>
+              </w:rPr>
+              <w:t xml:space="preserve">Sự thiết thực của khóa đào tạo </w:t>
+            </w:r>
+          </w:p>
+        </w:tc>
+        <w:tc>
+          <w:tcPr>
+            <w:tcW w:w="898" w:type="dxa"/>
+          </w:tcPr>
+          <w:p>
+            <w:pPr>
+              <w:shd w:val="clear" w:color="auto" w:fill="FFFFFF" w:themeFill="background1"/>
+              <w:tabs>
+                <w:tab w:val="left" w:leader="dot" w:pos="4251"/>
+                <w:tab w:val="left" w:leader="dot" w:pos="10028"/>
+              </w:tabs>
+              <w:spacing w:after="0"/>
+              <w:ind w:right="4"/>
+              <w:rPr>
+                <w:color w:val="000000" w:themeColor="text1"/>
+                <w:sz w:val="26"/>
+                <w:szCs w:val="26"/>
+              </w:rPr>
+            </w:pPr>
+            <w:r>
+              <w:rPr>
+                <w:color w:val="000000" w:themeColor="text1"/>
+                <w:sz w:val="26"/>
+                <w:szCs w:val="26"/>
+              </w:rPr>
+              <w:t>[[Tt_T]]</w:t>
+            </w:r>
+          </w:p>
+        </w:tc>
+        <w:tc>
+          <w:tcPr>
+            <w:tcW w:w="1141" w:type="dxa"/>
+          </w:tcPr>
+          <w:p>
+            <w:pPr>
+              <w:shd w:val="clear" w:color="auto" w:fill="FFFFFF" w:themeFill="background1"/>
+              <w:tabs>
+                <w:tab w:val="left" w:leader="dot" w:pos="4251"/>
+                <w:tab w:val="left" w:leader="dot" w:pos="10028"/>
+              </w:tabs>
+              <w:spacing w:after="0"/>
+              <w:ind w:right="4"/>
+              <w:rPr>
+                <w:color w:val="000000" w:themeColor="text1"/>
+                <w:sz w:val="26"/>
+                <w:szCs w:val="26"/>
+              </w:rPr>
+            </w:pPr>
+            <w:r>
+              <w:rPr>
+                <w:color w:val="000000" w:themeColor="text1"/>
+                <w:sz w:val="26"/>
+                <w:szCs w:val="26"/>
+              </w:rPr>
+              <w:t>[[Tt_Bt]]</w:t>
+            </w:r>
+          </w:p>
+        </w:tc>
+        <w:tc>
+          <w:tcPr>
+            <w:tcW w:w="992" w:type="dxa"/>
+          </w:tcPr>
+          <w:p>
+            <w:pPr>
+              <w:shd w:val="clear" w:color="auto" w:fill="FFFFFF" w:themeFill="background1"/>
+              <w:tabs>
+                <w:tab w:val="left" w:leader="dot" w:pos="4251"/>
+                <w:tab w:val="left" w:leader="dot" w:pos="10028"/>
+              </w:tabs>
+              <w:spacing w:after="0"/>
+              <w:ind w:right="4"/>
+              <w:rPr>
+                <w:color w:val="000000" w:themeColor="text1"/>
+                <w:sz w:val="26"/>
+                <w:szCs w:val="26"/>
+              </w:rPr>
+            </w:pPr>
+            <w:r>
+              <w:rPr>
+                <w:color w:val="000000" w:themeColor="text1"/>
+                <w:sz w:val="26"/>
+                <w:szCs w:val="26"/>
+              </w:rPr>
+              <w:t>[[Tt_Ct]]</w:t>
+            </w:r>
+          </w:p>
+        </w:tc>
+        <w:tc>
+          <w:tcPr>
+            <w:tcW w:w="1701" w:type="dxa"/>
+          </w:tcPr>
+          <w:p>
+            <w:pPr>
+              <w:shd w:val="clear" w:color="auto" w:fill="FFFFFF" w:themeFill="background1"/>
+              <w:tabs>
+                <w:tab w:val="left" w:leader="dot" w:pos="4251"/>
+                <w:tab w:val="left" w:leader="dot" w:pos="10028"/>
+              </w:tabs>
+              <w:spacing w:after="0"/>
+              <w:ind w:right="4"/>
+              <w:rPr>
+                <w:color w:val="000000" w:themeColor="text1"/>
+                <w:sz w:val="26"/>
+                <w:szCs w:val="26"/>
+              </w:rPr>
+            </w:pPr>
+            <w:r>
+              <w:rPr>
+                <w:color w:val="000000" w:themeColor="text1"/>
+                <w:sz w:val="26"/>
+                <w:szCs w:val="26"/>
+              </w:rPr>
+              <w:t>[[Tt_Gy]]</w:t>
+            </w:r>
+          </w:p>
+        </w:tc>
+      </w:tr>
+    </w:tbl>
+    <w:p>
+      <w:pPr>
+        <w:shd w:val="clear" w:color="auto" w:fill="FFFFFF" w:themeFill="background1"/>
+        <w:tabs>
+          <w:tab w:val="left" w:leader="dot" w:pos="4251"/>
+          <w:tab w:val="left" w:leader="dot" w:pos="10028"/>
+        </w:tabs>
+        <w:spacing w:after="0"/>
+        <w:ind w:right="4"/>
+        <w:rPr>
+          <w:color w:val="000000" w:themeColor="text1"/>
+          <w:sz w:val="16"/>
+          <w:szCs w:val="16"/>
+          <w:lang w:val="vi-VN"/>
+        </w:rPr>
+      </w:pPr>
+    </w:p>
+    <w:p>
+      <w:pPr>
+        <w:pStyle w:val="ListParagraph"/>
+        <w:numPr>
+          <w:ilvl w:val="0"/>
+          <w:numId w:val="1"/>
+        </w:numPr>
+        <w:shd w:val="clear" w:color="auto" w:fill="FFFFFF" w:themeFill="background1"/>
+        <w:spacing w:after="0" w:line="276" w:lineRule="auto"/>
+        <w:rPr>
+          <w:color w:val="000000" w:themeColor="text1"/>
+          <w:sz w:val="26"/>
+          <w:szCs w:val="26"/>
+          <w:lang w:val="vi-VN"/>
+        </w:rPr>
+      </w:pPr>
+      <w:r>
+        <w:rPr>
+          <w:color w:val="000000" w:themeColor="text1"/>
+          <w:sz w:val="26"/>
+          <w:szCs w:val="26"/>
+          <w:lang w:val="vi-VN"/>
+        </w:rPr>
+        <w:lastRenderedPageBreak/>
+        <w:t xml:space="preserve">Các thu hoạch từ khóa học (kiến thức lý thuyết, thực hành, chia sẻ kinh nghiệm…) </w:t>
+      </w:r>
+    </w:p>
+    <w:p>
+      <w:pPr>
+        <w:pStyle w:val="ListParagraph"/>
+        <w:numPr>
+          <w:ilvl w:val="0"/>
+          <w:numId w:val="1"/>
+        </w:numPr>
+        <w:shd w:val="clear" w:color="auto" w:fill="FFFFFF" w:themeFill="background1"/>
+        <w:tabs>
+          <w:tab w:val="clear" w:pos="360"/>
+          <w:tab w:val="num" w:pos="720"/>
+        </w:tabs>
+        <w:spacing w:after="0" w:line="276" w:lineRule="auto"/>
+        <w:rPr>
+          <w:color w:val="000000" w:themeColor="text1"/>
+          <w:sz w:val="26"/>
+          <w:szCs w:val="26"/>
+          <w:lang w:val="vi-VN"/>
+        </w:rPr>
+      </w:pPr>
+      <w:r>
+        <w:rPr>
+          <w:color w:val="000000" w:themeColor="text1"/>
+          <w:sz w:val="26"/>
+          <w:szCs w:val="26"/>
+          <w:lang w:val="vi-VN"/>
+        </w:rPr>
+        <w:t xml:space="preserve">Kể hoạch chia sẻ và áp dụng những kiến thức, kỹ năng từ khóa học </w:t>
+      </w:r>
+    </w:p>
+    <w:p>
+      <w:pPr>
+        <w:pStyle w:val="ListParagraph"/>
+        <w:numPr>
+          <w:ilvl w:val="0"/>
+          <w:numId w:val="1"/>
+        </w:numPr>
+        <w:shd w:val="clear" w:color="auto" w:fill="FFFFFF" w:themeFill="background1"/>
+        <w:tabs>
+          <w:tab w:val="clear" w:pos="360"/>
+          <w:tab w:val="num" w:pos="720"/>
+        </w:tabs>
+        <w:spacing w:after="0" w:line="276" w:lineRule="auto"/>
+        <w:rPr>
+          <w:color w:val="000000" w:themeColor="text1"/>
+          <w:sz w:val="26"/>
+          <w:szCs w:val="26"/>
+          <w:lang w:val="vi-VN"/>
+        </w:rPr>
+      </w:pPr>
+      <w:r>
+        <w:rPr>
+          <w:color w:val="000000" w:themeColor="text1"/>
+          <w:sz w:val="26"/>
+          <w:szCs w:val="26"/>
+          <w:lang w:val="vi-VN"/>
+        </w:rPr>
+        <w:t xml:space="preserve">Các ý kiến đóng góp khác </w:t>
+      </w:r>
+    </w:p>
+    <w:p>
+      <w:pPr>
+        <w:shd w:val="clear" w:color="auto" w:fill="FFFFFF" w:themeFill="background1"/>
+        <w:spacing w:before="120" w:after="0" w:line="276" w:lineRule="auto"/>
+        <w:rPr>
+          <w:color w:val="000000" w:themeColor="text1"/>
+          <w:sz w:val="26"/>
+          <w:szCs w:val="26"/>
+        </w:rPr>
+      </w:pPr>
+      <w:r>
+        <w:rPr>
+          <w:color w:val="000000" w:themeColor="text1"/>
+          <w:sz w:val="26"/>
+          <w:szCs w:val="26"/>
+          <w:lang w:val="vi-VN"/>
+        </w:rPr>
+        <w:t>Xin trân trọng cám ơn!</w:t>
+      </w:r>
+    </w:p>
     <w:sectPr>
       <w:pgSz w:w="11907" w:h="16840" w:code="9"/>
       <w:pgMar w:top="1134" w:right="1134" w:bottom="1134" w:left="1701" w:header="720" w:footer="720" w:gutter="0"/>
@@ -13,8 +3060,140 @@
 </w:document>
 </file>
 
+<file path=word/numbering.xml><?xml version="1.0" encoding="utf-8"?>
+<w:numbering xmlns:wpc="http://schemas.microsoft.com/office/word/2010/wordprocessingCanvas" xmlns:cx="http://schemas.microsoft.com/office/drawing/2014/chartex" xmlns:cx1="http://schemas.microsoft.com/office/drawing/2015/9/8/chartex" xmlns:cx2="http://schemas.microsoft.com/office/drawing/2015/10/21/chartex" xmlns:cx3="http://schemas.microsoft.com/office/drawing/2016/5/9/chartex" xmlns:cx4="http://schemas.microsoft.com/office/drawing/2016/5/10/chartex" xmlns:cx5="http://schemas.microsoft.com/office/drawing/2016/5/11/chartex" xmlns:cx6="http://schemas.microsoft.com/office/drawing/2016/5/12/chartex" xmlns:cx7="http://schemas.microsoft.com/office/drawing/2016/5/13/chartex" xmlns:cx8="http://schemas.microsoft.com/office/drawing/2016/5/14/chartex" xmlns:mc="http://schemas.openxmlformats.org/markup-compatibility/2006" xmlns:aink="http://schemas.microsoft.com/office/drawing/2016/ink" xmlns:am3d="http://schemas.microsoft.com/office/drawing/2017/model3d" xmlns:o="urn:schemas-microsoft-com:office:office" xmlns:oel="http://schemas.microsoft.com/office/2019/extlst" xmlns:r="http://schemas.openxmlformats.org/officeDocument/2006/relationships" xmlns:m="http://schemas.openxmlformats.org/officeDocument/2006/math" xmlns:v="urn:schemas-microsoft-com:vml" xmlns:wp14="http://schemas.microsoft.com/office/word/2010/wordprocessingDrawing" xmlns:wp="http://schemas.openxmlformats.org/drawingml/2006/wordprocessingDrawing" xmlns:w10="urn:schemas-microsoft-com:office:word" xmlns:w="http://schemas.openxmlformats.org/wordprocessingml/2006/main" xmlns:w14="http://schemas.microsoft.com/office/word/2010/wordml" xmlns:w15="http://schemas.microsoft.com/office/word/2012/wordml" xmlns:w16cex="http://schemas.microsoft.com/office/word/2018/wordml/cex" xmlns:w16cid="http://schemas.microsoft.com/office/word/2016/wordml/cid" xmlns:w16="http://schemas.microsoft.com/office/word/2018/wordml" xmlns:w16du="http://schemas.microsoft.com/office/word/2023/wordml/word16du" xmlns:w16sdtdh="http://schemas.microsoft.com/office/word/2020/wordml/sdtdatahash" xmlns:w16sdtfl="http://schemas.microsoft.com/office/word/2024/wordml/sdtformatlock" xmlns:w16se="http://schemas.microsoft.com/office/word/2015/wordml/symex" xmlns:wpg="http://schemas.microsoft.com/office/word/2010/wordprocessingGroup" xmlns:wpi="http://schemas.microsoft.com/office/word/2010/wordprocessingInk" xmlns:wne="http://schemas.microsoft.com/office/word/2006/wordml" xmlns:wps="http://schemas.microsoft.com/office/word/2010/wordprocessingShape" mc:Ignorable="w14 w15 w16se w16cid w16 w16cex w16sdtdh w16sdtfl w16du wp14">
+  <w:abstractNum w:abstractNumId="0" w15:restartNumberingAfterBreak="0">
+    <w:nsid w:val="32AE6DF9"/>
+    <w:multiLevelType w:val="multilevel"/>
+    <w:tmpl w:val="99C8F75E"/>
+    <w:lvl w:ilvl="0">
+      <w:start w:val="1"/>
+      <w:numFmt w:val="decimal"/>
+      <w:lvlText w:val="%1."/>
+      <w:lvlJc w:val="left"/>
+      <w:pPr>
+        <w:tabs>
+          <w:tab w:val="num" w:pos="360"/>
+        </w:tabs>
+        <w:ind w:left="360" w:hanging="360"/>
+      </w:pPr>
+      <w:rPr>
+        <w:b w:val="0"/>
+      </w:rPr>
+    </w:lvl>
+    <w:lvl w:ilvl="1">
+      <w:start w:val="1"/>
+      <w:numFmt w:val="decimal"/>
+      <w:isLgl/>
+      <w:lvlText w:val="%1.%2."/>
+      <w:lvlJc w:val="left"/>
+      <w:pPr>
+        <w:ind w:left="720" w:hanging="720"/>
+      </w:pPr>
+      <w:rPr>
+        <w:rFonts w:hint="default"/>
+      </w:rPr>
+    </w:lvl>
+    <w:lvl w:ilvl="2">
+      <w:start w:val="1"/>
+      <w:numFmt w:val="decimal"/>
+      <w:isLgl/>
+      <w:lvlText w:val="%1.%2.%3."/>
+      <w:lvlJc w:val="left"/>
+      <w:pPr>
+        <w:ind w:left="720" w:hanging="720"/>
+      </w:pPr>
+      <w:rPr>
+        <w:rFonts w:hint="default"/>
+      </w:rPr>
+    </w:lvl>
+    <w:lvl w:ilvl="3">
+      <w:start w:val="1"/>
+      <w:numFmt w:val="decimal"/>
+      <w:isLgl/>
+      <w:lvlText w:val="%1.%2.%3.%4."/>
+      <w:lvlJc w:val="left"/>
+      <w:pPr>
+        <w:ind w:left="1080" w:hanging="1080"/>
+      </w:pPr>
+      <w:rPr>
+        <w:rFonts w:hint="default"/>
+      </w:rPr>
+    </w:lvl>
+    <w:lvl w:ilvl="4">
+      <w:start w:val="1"/>
+      <w:numFmt w:val="decimal"/>
+      <w:isLgl/>
+      <w:lvlText w:val="%1.%2.%3.%4.%5."/>
+      <w:lvlJc w:val="left"/>
+      <w:pPr>
+        <w:ind w:left="1080" w:hanging="1080"/>
+      </w:pPr>
+      <w:rPr>
+        <w:rFonts w:hint="default"/>
+      </w:rPr>
+    </w:lvl>
+    <w:lvl w:ilvl="5">
+      <w:start w:val="1"/>
+      <w:numFmt w:val="decimal"/>
+      <w:isLgl/>
+      <w:lvlText w:val="%1.%2.%3.%4.%5.%6."/>
+      <w:lvlJc w:val="left"/>
+      <w:pPr>
+        <w:ind w:left="1440" w:hanging="1440"/>
+      </w:pPr>
+      <w:rPr>
+        <w:rFonts w:hint="default"/>
+      </w:rPr>
+    </w:lvl>
+    <w:lvl w:ilvl="6">
+      <w:start w:val="1"/>
+      <w:numFmt w:val="decimal"/>
+      <w:isLgl/>
+      <w:lvlText w:val="%1.%2.%3.%4.%5.%6.%7."/>
+      <w:lvlJc w:val="left"/>
+      <w:pPr>
+        <w:ind w:left="1440" w:hanging="1440"/>
+      </w:pPr>
+      <w:rPr>
+        <w:rFonts w:hint="default"/>
+      </w:rPr>
+    </w:lvl>
+    <w:lvl w:ilvl="7">
+      <w:start w:val="1"/>
+      <w:numFmt w:val="decimal"/>
+      <w:isLgl/>
+      <w:lvlText w:val="%1.%2.%3.%4.%5.%6.%7.%8."/>
+      <w:lvlJc w:val="left"/>
+      <w:pPr>
+        <w:ind w:left="1800" w:hanging="1800"/>
+      </w:pPr>
+      <w:rPr>
+        <w:rFonts w:hint="default"/>
+      </w:rPr>
+    </w:lvl>
+    <w:lvl w:ilvl="8">
+      <w:start w:val="1"/>
+      <w:numFmt w:val="decimal"/>
+      <w:isLgl/>
+      <w:lvlText w:val="%1.%2.%3.%4.%5.%6.%7.%8.%9."/>
+      <w:lvlJc w:val="left"/>
+      <w:pPr>
+        <w:ind w:left="1800" w:hanging="1800"/>
+      </w:pPr>
+      <w:rPr>
+        <w:rFonts w:hint="default"/>
+      </w:rPr>
+    </w:lvl>
+  </w:abstractNum>
+  <w:num w:numId="1" w16cid:durableId="69475103">
+    <w:abstractNumId w:val="0"/>
+  </w:num>
+</w:numbering>
+</file>
+
 <file path=word/styles.xml><?xml version="1.0" encoding="utf-8"?>
-<w:styles xmlns:mc="http://schemas.openxmlformats.org/markup-compatibility/2006" xmlns:r="http://schemas.openxmlformats.org/officeDocument/2006/relationships" xmlns:w="http://schemas.openxmlformats.org/wordprocessingml/2006/main" xmlns:w14="http://schemas.microsoft.com/office/word/2010/wordml" xmlns:w15="http://schemas.microsoft.com/office/word/2012/wordml" xmlns:w16cex="http://schemas.microsoft.com/office/word/2018/wordml/cex" xmlns:w16cid="http://schemas.microsoft.com/office/word/2016/wordml/cid" xmlns:w16="http://schemas.microsoft.com/office/word/2018/wordml" xmlns:w16sdtdh="http://schemas.microsoft.com/office/word/2020/wordml/sdtdatahash" xmlns:w16se="http://schemas.microsoft.com/office/word/2015/wordml/symex" mc:Ignorable="w14 w15 w16se w16cid w16 w16cex w16sdtdh">
+<w:styles xmlns:mc="http://schemas.openxmlformats.org/markup-compatibility/2006" xmlns:r="http://schemas.openxmlformats.org/officeDocument/2006/relationships" xmlns:w="http://schemas.openxmlformats.org/wordprocessingml/2006/main" xmlns:w14="http://schemas.microsoft.com/office/word/2010/wordml" xmlns:w15="http://schemas.microsoft.com/office/word/2012/wordml" xmlns:w16cex="http://schemas.microsoft.com/office/word/2018/wordml/cex" xmlns:w16cid="http://schemas.microsoft.com/office/word/2016/wordml/cid" xmlns:w16="http://schemas.microsoft.com/office/word/2018/wordml" xmlns:w16du="http://schemas.microsoft.com/office/word/2023/wordml/word16du" xmlns:w16sdtdh="http://schemas.microsoft.com/office/word/2020/wordml/sdtdatahash" xmlns:w16sdtfl="http://schemas.microsoft.com/office/word/2024/wordml/sdtformatlock" xmlns:w16se="http://schemas.microsoft.com/office/word/2015/wordml/symex" mc:Ignorable="w14 w15 w16se w16cid w16 w16cex w16sdtdh w16sdtfl w16du">
   <w:docDefaults>
     <w:rPrDefault>
       <w:rPr>
@@ -860,7 +4039,9 @@
   </w:style>
   <w:style w:type="paragraph" w:styleId="ListParagraph">
     <w:name w:val="List Paragraph"/>
+    <w:aliases w:val="bullet 1,bullet,List Paragraph11,List Paragraph2,Pictures"/>
     <w:basedOn w:val="Normal"/>
+    <w:link w:val="ListParagraphChar"/>
     <w:uiPriority w:val="34"/>
     <w:qFormat/>
     <w:rsid w:val="00C60E8A"/>
@@ -929,6 +4110,14 @@
       <w:color w:val="0F4761" w:themeColor="accent1" w:themeShade="BF"/>
       <w:spacing w:val="5"/>
     </w:rPr>
+  </w:style>
+  <w:style w:type="character" w:customStyle="1" w:styleId="ListParagraphChar">
+    <w:name w:val="List Paragraph Char"/>
+    <w:aliases w:val="bullet 1 Char,bullet Char,List Paragraph11 Char,List Paragraph2 Char,Pictures Char"/>
+    <w:basedOn w:val="DefaultParagraphFont"/>
+    <w:link w:val="ListParagraph"/>
+    <w:uiPriority w:val="34"/>
+    <w:rsid w:val="00042134"/>
   </w:style>
 </w:styles>
 </file>
